--- a/插件详细手册/9.物体触发/关于玩家接近触发.docx
+++ b/插件详细手册/9.物体触发/关于玩家接近触发.docx
@@ -1,10 +1,13 @@
 
 <file path=word/document.xml><?xml version="1.0" encoding="utf-8"?>
-<w:document xmlns:wpc="http://schemas.microsoft.com/office/word/2010/wordprocessingCanvas" xmlns:cx="http://schemas.microsoft.com/office/drawing/2014/chartex" xmlns:cx1="http://schemas.microsoft.com/office/drawing/2015/9/8/chartex" xmlns:cx2="http://schemas.microsoft.com/office/drawing/2015/10/21/chartex" xmlns:cx3="http://schemas.microsoft.com/office/drawing/2016/5/9/chartex" xmlns:cx4="http://schemas.microsoft.com/office/drawing/2016/5/10/chartex" xmlns:cx5="http://schemas.microsoft.com/office/drawing/2016/5/11/chartex" xmlns:cx6="http://schemas.microsoft.com/office/drawing/2016/5/12/chartex" xmlns:cx7="http://schemas.microsoft.com/office/drawing/2016/5/13/chartex" xmlns:cx8="http://schemas.microsoft.com/office/drawing/2016/5/14/chartex" xmlns:mc="http://schemas.openxmlformats.org/markup-compatibility/2006" xmlns:aink="http://schemas.microsoft.com/office/drawing/2016/ink" xmlns:am3d="http://schemas.microsoft.com/office/drawing/2017/model3d" xmlns:o="urn:schemas-microsoft-com:office:office" xmlns:oel="http://schemas.microsoft.com/office/2019/extlst" xmlns:r="http://schemas.openxmlformats.org/officeDocument/2006/relationships" xmlns:m="http://schemas.openxmlformats.org/officeDocument/2006/math" xmlns:v="urn:schemas-microsoft-com:vml" xmlns:wp14="http://schemas.microsoft.com/office/word/2010/wordprocessingDrawing" xmlns:wp="http://schemas.openxmlformats.org/drawingml/2006/wordprocessingDrawing" xmlns:w10="urn:schemas-microsoft-com:office:word" xmlns:w="http://schemas.openxmlformats.org/wordprocessingml/2006/main" xmlns:w14="http://schemas.microsoft.com/office/word/2010/wordml" xmlns:w15="http://schemas.microsoft.com/office/word/2012/wordml" xmlns:w16cex="http://schemas.microsoft.com/office/word/2018/wordml/cex" xmlns:w16cid="http://schemas.microsoft.com/office/word/2016/wordml/cid" xmlns:w16="http://schemas.microsoft.com/office/word/2018/wordml" xmlns:w16sdtdh="http://schemas.microsoft.com/office/word/2020/wordml/sdtdatahash" xmlns:w16se="http://schemas.microsoft.com/office/word/2015/wordml/symex" xmlns:wpg="http://schemas.microsoft.com/office/word/2010/wordprocessingGroup" xmlns:wpi="http://schemas.microsoft.com/office/word/2010/wordprocessingInk" xmlns:wne="http://schemas.microsoft.com/office/word/2006/wordml" xmlns:wps="http://schemas.microsoft.com/office/word/2010/wordprocessingShape" mc:Ignorable="w14 w15 w16se w16cid w16 w16cex w16sdtdh wp14">
+<w:document xmlns:wpc="http://schemas.microsoft.com/office/word/2010/wordprocessingCanvas" xmlns:cx="http://schemas.microsoft.com/office/drawing/2014/chartex" xmlns:cx1="http://schemas.microsoft.com/office/drawing/2015/9/8/chartex" xmlns:cx2="http://schemas.microsoft.com/office/drawing/2015/10/21/chartex" xmlns:cx3="http://schemas.microsoft.com/office/drawing/2016/5/9/chartex" xmlns:cx4="http://schemas.microsoft.com/office/drawing/2016/5/10/chartex" xmlns:cx5="http://schemas.microsoft.com/office/drawing/2016/5/11/chartex" xmlns:cx6="http://schemas.microsoft.com/office/drawing/2016/5/12/chartex" xmlns:cx7="http://schemas.microsoft.com/office/drawing/2016/5/13/chartex" xmlns:cx8="http://schemas.microsoft.com/office/drawing/2016/5/14/chartex" xmlns:mc="http://schemas.openxmlformats.org/markup-compatibility/2006" xmlns:aink="http://schemas.microsoft.com/office/drawing/2016/ink" xmlns:am3d="http://schemas.microsoft.com/office/drawing/2017/model3d" xmlns:o="urn:schemas-microsoft-com:office:office" xmlns:oel="http://schemas.microsoft.com/office/2019/extlst" xmlns:r="http://schemas.openxmlformats.org/officeDocument/2006/relationships" xmlns:m="http://schemas.openxmlformats.org/officeDocument/2006/math" xmlns:v="urn:schemas-microsoft-com:vml" xmlns:wp14="http://schemas.microsoft.com/office/word/2010/wordprocessingDrawing" xmlns:wp="http://schemas.openxmlformats.org/drawingml/2006/wordprocessingDrawing" xmlns:w10="urn:schemas-microsoft-com:office:word" xmlns:w="http://schemas.openxmlformats.org/wordprocessingml/2006/main" xmlns:w14="http://schemas.microsoft.com/office/word/2010/wordml" xmlns:w15="http://schemas.microsoft.com/office/word/2012/wordml" xmlns:w16cex="http://schemas.microsoft.com/office/word/2018/wordml/cex" xmlns:w16cid="http://schemas.microsoft.com/office/word/2016/wordml/cid" xmlns:w16="http://schemas.microsoft.com/office/word/2018/wordml" xmlns:w16du="http://schemas.microsoft.com/office/word/2023/wordml/word16du" xmlns:w16sdtdh="http://schemas.microsoft.com/office/word/2020/wordml/sdtdatahash" xmlns:w16sdtfl="http://schemas.microsoft.com/office/word/2024/wordml/sdtformatlock" xmlns:w16se="http://schemas.microsoft.com/office/word/2015/wordml/symex" xmlns:wpg="http://schemas.microsoft.com/office/word/2010/wordprocessingGroup" xmlns:wpi="http://schemas.microsoft.com/office/word/2010/wordprocessingInk" xmlns:wne="http://schemas.microsoft.com/office/word/2006/wordml" xmlns:wps="http://schemas.microsoft.com/office/word/2010/wordprocessingShape" mc:Ignorable="w14 w15 w16se w16cid w16 w16cex w16sdtdh w16sdtfl w16du wp14">
   <w:body>
     <w:p>
       <w:pPr>
         <w:pStyle w:val="2"/>
+        <w:rPr>
+          <w:rFonts w:hint="eastAsia"/>
+        </w:rPr>
       </w:pPr>
       <w:r>
         <w:rPr>
@@ -24,7 +27,7 @@
         <w:jc w:val="both"/>
         <w:outlineLvl w:val="2"/>
         <w:rPr>
-          <w:rFonts w:asciiTheme="minorHAnsi" w:eastAsiaTheme="minorEastAsia" w:hAnsiTheme="minorHAnsi"/>
+          <w:rFonts w:asciiTheme="minorHAnsi" w:eastAsiaTheme="minorEastAsia" w:hAnsiTheme="minorHAnsi" w:hint="eastAsia"/>
           <w:b/>
           <w:bCs/>
           <w:kern w:val="2"/>
@@ -137,9 +140,6 @@
               <w:spacing w:after="0"/>
               <w:ind w:firstLineChars="200" w:firstLine="440"/>
               <w:jc w:val="both"/>
-              <w:rPr>
-                <w:rFonts w:hint="eastAsia"/>
-              </w:rPr>
             </w:pPr>
             <w:r>
               <w:t>什么</w:t>
@@ -158,9 +158,6 @@
               <w:spacing w:after="0"/>
               <w:ind w:firstLineChars="200" w:firstLine="440"/>
               <w:jc w:val="both"/>
-              <w:rPr>
-                <w:rFonts w:hint="eastAsia"/>
-              </w:rPr>
             </w:pPr>
             <w:r>
               <w:rPr>
@@ -192,11 +189,14 @@
               <w:jc w:val="center"/>
             </w:pPr>
             <w:r>
+              <w:rPr>
+                <w:noProof/>
+              </w:rPr>
               <w:drawing>
-                <wp:inline distT="0" distB="0" distL="0" distR="0" wp14:anchorId="5C0805FA" wp14:editId="3ADA2EB3">
-                  <wp:extent cx="1196340" cy="622373"/>
-                  <wp:effectExtent l="0" t="0" r="3810" b="6350"/>
-                  <wp:docPr id="714793032" name="图片 1"/>
+                <wp:inline distT="0" distB="0" distL="0" distR="0" wp14:anchorId="3031EECC" wp14:editId="0E57D218">
+                  <wp:extent cx="1314450" cy="685800"/>
+                  <wp:effectExtent l="0" t="0" r="0" b="0"/>
+                  <wp:docPr id="1217454128" name="图片 1"/>
                   <wp:cNvGraphicFramePr>
                     <a:graphicFrameLocks xmlns:a="http://schemas.openxmlformats.org/drawingml/2006/main" noChangeAspect="1"/>
                   </wp:cNvGraphicFramePr>
@@ -204,7 +204,7 @@
                     <a:graphicData uri="http://schemas.openxmlformats.org/drawingml/2006/picture">
                       <pic:pic xmlns:pic="http://schemas.openxmlformats.org/drawingml/2006/picture">
                         <pic:nvPicPr>
-                          <pic:cNvPr id="0" name="Picture 25"/>
+                          <pic:cNvPr id="0" name="Picture 2"/>
                           <pic:cNvPicPr>
                             <a:picLocks noChangeAspect="1" noChangeArrowheads="1"/>
                           </pic:cNvPicPr>
@@ -225,7 +225,7 @@
                         <pic:spPr bwMode="auto">
                           <a:xfrm>
                             <a:off x="0" y="0"/>
-                            <a:ext cx="1201304" cy="624955"/>
+                            <a:ext cx="1314450" cy="685800"/>
                           </a:xfrm>
                           <a:prstGeom prst="rect">
                             <a:avLst/>
@@ -428,9 +428,6 @@
         <w:adjustRightInd/>
         <w:snapToGrid/>
         <w:spacing w:after="0"/>
-        <w:rPr>
-          <w:rFonts w:hint="eastAsia"/>
-        </w:rPr>
       </w:pPr>
       <w:r>
         <w:br w:type="page"/>
@@ -439,6 +436,9 @@
     <w:p>
       <w:pPr>
         <w:pStyle w:val="3"/>
+        <w:rPr>
+          <w:rFonts w:hint="eastAsia"/>
+        </w:rPr>
       </w:pPr>
       <w:r>
         <w:rPr>
@@ -478,11 +478,9 @@
         </w:rPr>
         <w:t>◆</w:t>
       </w:r>
-      <w:proofErr w:type="spellStart"/>
       <w:r>
         <w:t>Drill_CoreOfFixedArea</w:t>
       </w:r>
-      <w:proofErr w:type="spellEnd"/>
       <w:r>
         <w:rPr>
           <w:rFonts w:hint="eastAsia"/>
@@ -530,11 +528,9 @@
         </w:rPr>
         <w:t>◆</w:t>
       </w:r>
-      <w:proofErr w:type="spellStart"/>
       <w:r>
         <w:t>Drill_EventAutoTrigger</w:t>
       </w:r>
-      <w:proofErr w:type="spellEnd"/>
       <w:r>
         <w:rPr>
           <w:rFonts w:hint="eastAsia"/>
@@ -741,53 +737,22 @@
               </w:rPr>
               <w:t>调试用的区域显示功能打开，然后进入游戏看。很多思路就清晰了，打开方法去看章节：</w:t>
             </w:r>
-            <w:r>
-              <w:fldChar w:fldCharType="begin"/>
-            </w:r>
-            <w:r>
-              <w:rPr>
-                <w:rFonts w:hint="eastAsia"/>
-              </w:rPr>
-              <w:instrText xml:space="preserve">HYPERLINK </w:instrText>
-            </w:r>
-            <w:r>
-              <w:instrText xml:space="preserve"> \l "</w:instrText>
-            </w:r>
-            <w:r>
-              <w:rPr>
-                <w:rFonts w:hint="eastAsia"/>
-              </w:rPr>
-              <w:instrText>_DEBUG</w:instrText>
-            </w:r>
-            <w:r>
-              <w:rPr>
-                <w:rFonts w:hint="eastAsia"/>
-              </w:rPr>
-              <w:instrText>区域显示</w:instrText>
-            </w:r>
-            <w:r>
-              <w:instrText>"</w:instrText>
-            </w:r>
-            <w:r>
-              <w:fldChar w:fldCharType="separate"/>
-            </w:r>
-            <w:r>
-              <w:rPr>
-                <w:rStyle w:val="a4"/>
-                <w:rFonts w:hint="eastAsia"/>
-              </w:rPr>
-              <w:t>DEBUG</w:t>
-            </w:r>
-            <w:r>
-              <w:rPr>
-                <w:rStyle w:val="a4"/>
-                <w:rFonts w:hint="eastAsia"/>
-              </w:rPr>
-              <w:t>区域显示</w:t>
-            </w:r>
-            <w:r>
-              <w:fldChar w:fldCharType="end"/>
-            </w:r>
+            <w:hyperlink w:anchor="_DEBUG区域显示" w:history="1">
+              <w:r>
+                <w:rPr>
+                  <w:rStyle w:val="a4"/>
+                  <w:rFonts w:hint="eastAsia"/>
+                </w:rPr>
+                <w:t>DEBUG</w:t>
+              </w:r>
+              <w:r>
+                <w:rPr>
+                  <w:rStyle w:val="a4"/>
+                  <w:rFonts w:hint="eastAsia"/>
+                </w:rPr>
+                <w:t>区域显示</w:t>
+              </w:r>
+            </w:hyperlink>
             <w:r>
               <w:t xml:space="preserve"> </w:t>
             </w:r>
@@ -809,6 +774,9 @@
     <w:p>
       <w:pPr>
         <w:pStyle w:val="3"/>
+        <w:rPr>
+          <w:rFonts w:hint="eastAsia"/>
+        </w:rPr>
       </w:pPr>
       <w:r>
         <w:rPr>
@@ -847,7 +815,7 @@
               <w:spacing w:after="0"/>
               <w:jc w:val="center"/>
               <w:rPr>
-                <w:rFonts w:ascii="宋体" w:eastAsia="宋体" w:hAnsi="宋体" w:cs="宋体"/>
+                <w:rFonts w:ascii="宋体" w:eastAsia="宋体" w:hAnsi="宋体" w:cs="宋体" w:hint="eastAsia"/>
                 <w:sz w:val="24"/>
                 <w:szCs w:val="24"/>
               </w:rPr>
@@ -922,7 +890,7 @@
               <w:spacing w:after="0"/>
               <w:jc w:val="center"/>
               <w:rPr>
-                <w:rFonts w:ascii="宋体" w:eastAsia="宋体" w:hAnsi="宋体" w:cs="宋体"/>
+                <w:rFonts w:ascii="宋体" w:eastAsia="宋体" w:hAnsi="宋体" w:cs="宋体" w:hint="eastAsia"/>
                 <w:sz w:val="24"/>
                 <w:szCs w:val="24"/>
               </w:rPr>
@@ -1045,34 +1013,15 @@
         </w:rPr>
         <w:t>更详细的区分，可以看后面章节：</w:t>
       </w:r>
-      <w:r>
-        <w:fldChar w:fldCharType="begin"/>
-      </w:r>
-      <w:r>
-        <w:instrText>HYPERLINK \l "</w:instrText>
-      </w:r>
-      <w:r>
-        <w:instrText>相似插件区别</w:instrText>
-      </w:r>
-      <w:r>
-        <w:instrText>"</w:instrText>
-      </w:r>
-      <w:r>
-        <w:fldChar w:fldCharType="separate"/>
-      </w:r>
-      <w:r>
-        <w:rPr>
-          <w:rStyle w:val="a4"/>
-          <w:rFonts w:hint="eastAsia"/>
-        </w:rPr>
-        <w:t>相似插件区别</w:t>
-      </w:r>
-      <w:r>
-        <w:rPr>
-          <w:rStyle w:val="a4"/>
-        </w:rPr>
-        <w:fldChar w:fldCharType="end"/>
-      </w:r>
+      <w:hyperlink w:anchor="相似插件区别" w:history="1">
+        <w:r>
+          <w:rPr>
+            <w:rStyle w:val="a4"/>
+            <w:rFonts w:hint="eastAsia"/>
+          </w:rPr>
+          <w:t>相似插件区别</w:t>
+        </w:r>
+      </w:hyperlink>
       <w:r>
         <w:rPr>
           <w:rFonts w:hint="eastAsia"/>
@@ -1099,6 +1048,9 @@
     <w:p>
       <w:pPr>
         <w:pStyle w:val="3"/>
+        <w:rPr>
+          <w:rFonts w:hint="eastAsia"/>
+        </w:rPr>
       </w:pPr>
       <w:bookmarkStart w:id="2" w:name="_Hlk103343604"/>
       <w:bookmarkEnd w:id="1"/>
@@ -1352,7 +1304,7 @@
         <w:widowControl w:val="0"/>
         <w:jc w:val="both"/>
         <w:rPr>
-          <w:rFonts w:ascii="微软雅黑" w:hAnsi="微软雅黑"/>
+          <w:rFonts w:ascii="微软雅黑" w:hAnsi="微软雅黑" w:hint="eastAsia"/>
         </w:rPr>
         <w:sectPr>
           <w:headerReference w:type="even" r:id="rId10"/>
@@ -1367,6 +1319,9 @@
     <w:p>
       <w:pPr>
         <w:pStyle w:val="3"/>
+        <w:rPr>
+          <w:rFonts w:hint="eastAsia"/>
+        </w:rPr>
       </w:pPr>
       <w:r>
         <w:rPr>
@@ -1427,10 +1382,10 @@
             <v:path o:extrusionok="f" gradientshapeok="t" o:connecttype="rect"/>
             <o:lock v:ext="edit" aspectratio="t"/>
           </v:shapetype>
-          <v:shape id="_x0000_i1025" type="#_x0000_t75" style="width:582.6pt;height:90.6pt" o:ole="">
+          <v:shape id="_x0000_i1025" type="#_x0000_t75" style="width:582.75pt;height:90.75pt" o:ole="">
             <v:imagedata r:id="rId12" o:title=""/>
           </v:shape>
-          <o:OLEObject Type="Embed" ProgID="Visio.Drawing.15" ShapeID="_x0000_i1025" DrawAspect="Content" ObjectID="_1766753061" r:id="rId13"/>
+          <o:OLEObject Type="Embed" ProgID="Visio.Drawing.15" ShapeID="_x0000_i1025" DrawAspect="Content" ObjectID="_1805810682" r:id="rId13"/>
         </w:object>
       </w:r>
     </w:p>
@@ -1448,6 +1403,9 @@
     <w:p>
       <w:pPr>
         <w:pStyle w:val="2"/>
+        <w:rPr>
+          <w:rFonts w:hint="eastAsia"/>
+        </w:rPr>
       </w:pPr>
       <w:r>
         <w:rPr>
@@ -1460,6 +1418,9 @@
     <w:p>
       <w:pPr>
         <w:pStyle w:val="3"/>
+        <w:rPr>
+          <w:rFonts w:hint="eastAsia"/>
+        </w:rPr>
       </w:pPr>
       <w:bookmarkStart w:id="3" w:name="_DEBUG区域显示"/>
       <w:bookmarkStart w:id="4" w:name="_Hlk103241042"/>
@@ -1478,17 +1439,17 @@
         <w:snapToGrid w:val="0"/>
         <w:spacing w:before="120" w:after="120" w:line="240" w:lineRule="auto"/>
         <w:rPr>
-          <w:rFonts w:ascii="微软雅黑" w:eastAsia="微软雅黑" w:hAnsi="微软雅黑"/>
-          <w:sz w:val="22"/>
-          <w:szCs w:val="22"/>
-        </w:rPr>
-      </w:pPr>
-      <w:r>
-        <w:rPr>
           <w:rFonts w:ascii="微软雅黑" w:eastAsia="微软雅黑" w:hAnsi="微软雅黑" w:hint="eastAsia"/>
           <w:sz w:val="22"/>
           <w:szCs w:val="22"/>
         </w:rPr>
+      </w:pPr>
+      <w:r>
+        <w:rPr>
+          <w:rFonts w:ascii="微软雅黑" w:eastAsia="微软雅黑" w:hAnsi="微软雅黑" w:hint="eastAsia"/>
+          <w:sz w:val="22"/>
+          <w:szCs w:val="22"/>
+        </w:rPr>
         <w:t>1）开启DEBUG</w:t>
       </w:r>
     </w:p>
@@ -1519,7 +1480,7 @@
         <w:spacing w:after="0"/>
         <w:jc w:val="center"/>
         <w:rPr>
-          <w:rFonts w:ascii="宋体" w:eastAsia="宋体" w:hAnsi="宋体" w:cs="宋体"/>
+          <w:rFonts w:ascii="宋体" w:eastAsia="宋体" w:hAnsi="宋体" w:cs="宋体" w:hint="eastAsia"/>
           <w:sz w:val="24"/>
           <w:szCs w:val="24"/>
         </w:rPr>
@@ -1608,7 +1569,7 @@
         <w:spacing w:after="0"/>
         <w:jc w:val="center"/>
         <w:rPr>
-          <w:rFonts w:ascii="宋体" w:eastAsia="宋体" w:hAnsi="宋体" w:cs="宋体"/>
+          <w:rFonts w:ascii="宋体" w:eastAsia="宋体" w:hAnsi="宋体" w:cs="宋体" w:hint="eastAsia"/>
           <w:sz w:val="24"/>
           <w:szCs w:val="24"/>
         </w:rPr>
@@ -1740,17 +1701,17 @@
         <w:snapToGrid w:val="0"/>
         <w:spacing w:before="120" w:after="120" w:line="240" w:lineRule="auto"/>
         <w:rPr>
+          <w:rFonts w:ascii="微软雅黑" w:eastAsia="微软雅黑" w:hAnsi="微软雅黑" w:hint="eastAsia"/>
+          <w:sz w:val="22"/>
+          <w:szCs w:val="22"/>
+        </w:rPr>
+      </w:pPr>
+      <w:r>
+        <w:rPr>
           <w:rFonts w:ascii="微软雅黑" w:eastAsia="微软雅黑" w:hAnsi="微软雅黑"/>
           <w:sz w:val="22"/>
           <w:szCs w:val="22"/>
         </w:rPr>
-      </w:pPr>
-      <w:r>
-        <w:rPr>
-          <w:rFonts w:ascii="微软雅黑" w:eastAsia="微软雅黑" w:hAnsi="微软雅黑"/>
-          <w:sz w:val="22"/>
-          <w:szCs w:val="22"/>
-        </w:rPr>
         <w:t>2</w:t>
       </w:r>
       <w:r>
@@ -1816,7 +1777,7 @@
         <w:spacing w:after="0"/>
         <w:jc w:val="center"/>
         <w:rPr>
-          <w:rFonts w:ascii="宋体" w:eastAsia="宋体" w:hAnsi="宋体" w:cs="宋体"/>
+          <w:rFonts w:ascii="宋体" w:eastAsia="宋体" w:hAnsi="宋体" w:cs="宋体" w:hint="eastAsia"/>
           <w:sz w:val="24"/>
           <w:szCs w:val="24"/>
         </w:rPr>
@@ -1891,6 +1852,9 @@
     <w:p>
       <w:pPr>
         <w:pStyle w:val="3"/>
+        <w:rPr>
+          <w:rFonts w:hint="eastAsia"/>
+        </w:rPr>
       </w:pPr>
       <w:bookmarkStart w:id="5" w:name="_区域主体关系"/>
       <w:bookmarkEnd w:id="5"/>
@@ -1914,7 +1878,7 @@
         <w:snapToGrid w:val="0"/>
         <w:spacing w:before="120" w:after="120" w:line="240" w:lineRule="auto"/>
         <w:rPr>
-          <w:rFonts w:ascii="微软雅黑" w:eastAsia="微软雅黑" w:hAnsi="微软雅黑"/>
+          <w:rFonts w:ascii="微软雅黑" w:eastAsia="微软雅黑" w:hAnsi="微软雅黑" w:hint="eastAsia"/>
           <w:sz w:val="22"/>
           <w:szCs w:val="22"/>
         </w:rPr>
@@ -2161,7 +2125,7 @@
         <w:snapToGrid w:val="0"/>
         <w:spacing w:before="120" w:after="120" w:line="240" w:lineRule="auto"/>
         <w:rPr>
-          <w:rFonts w:ascii="微软雅黑" w:eastAsia="微软雅黑" w:hAnsi="微软雅黑"/>
+          <w:rFonts w:ascii="微软雅黑" w:eastAsia="微软雅黑" w:hAnsi="微软雅黑" w:hint="eastAsia"/>
           <w:sz w:val="22"/>
           <w:szCs w:val="22"/>
         </w:rPr>
@@ -2443,6 +2407,9 @@
     <w:p>
       <w:pPr>
         <w:pStyle w:val="3"/>
+        <w:rPr>
+          <w:rFonts w:hint="eastAsia"/>
+        </w:rPr>
       </w:pPr>
       <w:bookmarkStart w:id="14" w:name="_筛选器"/>
       <w:bookmarkEnd w:id="14"/>
@@ -2460,10 +2427,165 @@
         <w:snapToGrid w:val="0"/>
         <w:spacing w:before="120" w:after="120" w:line="240" w:lineRule="auto"/>
         <w:rPr>
+          <w:rFonts w:ascii="微软雅黑" w:eastAsia="微软雅黑" w:hAnsi="微软雅黑" w:hint="eastAsia"/>
+          <w:sz w:val="22"/>
+          <w:szCs w:val="22"/>
+        </w:rPr>
+      </w:pPr>
+      <w:r>
+        <w:rPr>
           <w:rFonts w:ascii="微软雅黑" w:eastAsia="微软雅黑" w:hAnsi="微软雅黑"/>
           <w:sz w:val="22"/>
           <w:szCs w:val="22"/>
         </w:rPr>
+        <w:t>1</w:t>
+      </w:r>
+      <w:r>
+        <w:rPr>
+          <w:rFonts w:ascii="微软雅黑" w:eastAsia="微软雅黑" w:hAnsi="微软雅黑" w:hint="eastAsia"/>
+          <w:sz w:val="22"/>
+          <w:szCs w:val="22"/>
+        </w:rPr>
+        <w:t>）</w:t>
+      </w:r>
+      <w:bookmarkStart w:id="15" w:name="固定区域"/>
+      <w:r>
+        <w:rPr>
+          <w:rFonts w:ascii="微软雅黑" w:eastAsia="微软雅黑" w:hAnsi="微软雅黑" w:hint="eastAsia"/>
+          <w:sz w:val="22"/>
+          <w:szCs w:val="22"/>
+        </w:rPr>
+        <w:t>固定区域</w:t>
+      </w:r>
+      <w:bookmarkEnd w:id="15"/>
+    </w:p>
+    <w:p>
+      <w:pPr>
+        <w:spacing w:after="0"/>
+      </w:pPr>
+      <w:r>
+        <w:rPr>
+          <w:rFonts w:hint="eastAsia"/>
+        </w:rPr>
+        <w:t>该插件基于固定区域，可以使用</w:t>
+      </w:r>
+      <w:r>
+        <w:rPr>
+          <w:rFonts w:hint="eastAsia"/>
+        </w:rPr>
+        <w:t xml:space="preserve"> </w:t>
+      </w:r>
+      <w:r>
+        <w:rPr>
+          <w:rFonts w:hint="eastAsia"/>
+        </w:rPr>
+        <w:t>形状区域或自定义区域</w:t>
+      </w:r>
+      <w:r>
+        <w:rPr>
+          <w:rFonts w:hint="eastAsia"/>
+        </w:rPr>
+        <w:t xml:space="preserve"> </w:t>
+      </w:r>
+      <w:r>
+        <w:rPr>
+          <w:rFonts w:hint="eastAsia"/>
+        </w:rPr>
+        <w:t>作为接近触发范围，</w:t>
+      </w:r>
+    </w:p>
+    <w:p>
+      <w:pPr>
+        <w:rPr>
+          <w:color w:val="0070C0"/>
+        </w:rPr>
+      </w:pPr>
+      <w:r>
+        <w:rPr>
+          <w:rFonts w:hint="eastAsia"/>
+        </w:rPr>
+        <w:t>详细可以去看看</w:t>
+      </w:r>
+      <w:r>
+        <w:rPr>
+          <w:rFonts w:hint="eastAsia"/>
+          <w:color w:val="0070C0"/>
+        </w:rPr>
+        <w:t>“</w:t>
+      </w:r>
+      <w:r>
+        <w:rPr>
+          <w:rFonts w:hint="eastAsia"/>
+          <w:color w:val="0070C0"/>
+        </w:rPr>
+        <w:t>9.</w:t>
+      </w:r>
+      <w:r>
+        <w:rPr>
+          <w:rFonts w:hint="eastAsia"/>
+          <w:color w:val="0070C0"/>
+        </w:rPr>
+        <w:t>物体触发</w:t>
+      </w:r>
+      <w:r>
+        <w:rPr>
+          <w:rFonts w:hint="eastAsia"/>
+          <w:color w:val="0070C0"/>
+        </w:rPr>
+        <w:t xml:space="preserve"> </w:t>
+      </w:r>
+      <w:r>
+        <w:rPr>
+          <w:color w:val="0070C0"/>
+        </w:rPr>
+        <w:t xml:space="preserve">&gt; </w:t>
+      </w:r>
+      <w:r>
+        <w:rPr>
+          <w:rFonts w:hint="eastAsia"/>
+          <w:color w:val="0070C0"/>
+        </w:rPr>
+        <w:t>关于物体触发</w:t>
+      </w:r>
+      <w:r>
+        <w:rPr>
+          <w:rFonts w:hint="eastAsia"/>
+          <w:color w:val="0070C0"/>
+        </w:rPr>
+        <w:t>-</w:t>
+      </w:r>
+      <w:r>
+        <w:rPr>
+          <w:rFonts w:hint="eastAsia"/>
+          <w:color w:val="0070C0"/>
+        </w:rPr>
+        <w:t>固定区域</w:t>
+      </w:r>
+      <w:r>
+        <w:rPr>
+          <w:rFonts w:hint="eastAsia"/>
+          <w:color w:val="0070C0"/>
+        </w:rPr>
+        <w:t>.docx</w:t>
+      </w:r>
+      <w:r>
+        <w:rPr>
+          <w:rFonts w:hint="eastAsia"/>
+          <w:color w:val="0070C0"/>
+        </w:rPr>
+        <w:t>”</w:t>
+      </w:r>
+    </w:p>
+    <w:p>
+      <w:pPr>
+        <w:pStyle w:val="4"/>
+        <w:snapToGrid w:val="0"/>
+        <w:spacing w:before="120" w:after="120" w:line="240" w:lineRule="auto"/>
+        <w:rPr>
+          <w:rFonts w:ascii="微软雅黑" w:eastAsia="微软雅黑" w:hAnsi="微软雅黑" w:hint="eastAsia"/>
+          <w:sz w:val="22"/>
+          <w:szCs w:val="22"/>
+        </w:rPr>
       </w:pPr>
       <w:r>
         <w:rPr>
@@ -2471,7 +2593,7 @@
           <w:sz w:val="22"/>
           <w:szCs w:val="22"/>
         </w:rPr>
-        <w:t>1</w:t>
+        <w:t>2</w:t>
       </w:r>
       <w:r>
         <w:rPr>
@@ -2479,161 +2601,6 @@
           <w:sz w:val="22"/>
           <w:szCs w:val="22"/>
         </w:rPr>
-        <w:t>）</w:t>
-      </w:r>
-      <w:bookmarkStart w:id="15" w:name="固定区域"/>
-      <w:r>
-        <w:rPr>
-          <w:rFonts w:ascii="微软雅黑" w:eastAsia="微软雅黑" w:hAnsi="微软雅黑" w:hint="eastAsia"/>
-          <w:sz w:val="22"/>
-          <w:szCs w:val="22"/>
-        </w:rPr>
-        <w:t>固定区域</w:t>
-      </w:r>
-      <w:bookmarkEnd w:id="15"/>
-    </w:p>
-    <w:p>
-      <w:pPr>
-        <w:spacing w:after="0"/>
-      </w:pPr>
-      <w:r>
-        <w:rPr>
-          <w:rFonts w:hint="eastAsia"/>
-        </w:rPr>
-        <w:t>该插件基于固定区域，可以使用</w:t>
-      </w:r>
-      <w:r>
-        <w:rPr>
-          <w:rFonts w:hint="eastAsia"/>
-        </w:rPr>
-        <w:t xml:space="preserve"> </w:t>
-      </w:r>
-      <w:r>
-        <w:rPr>
-          <w:rFonts w:hint="eastAsia"/>
-        </w:rPr>
-        <w:t>形状区域或自定义区域</w:t>
-      </w:r>
-      <w:r>
-        <w:rPr>
-          <w:rFonts w:hint="eastAsia"/>
-        </w:rPr>
-        <w:t xml:space="preserve"> </w:t>
-      </w:r>
-      <w:r>
-        <w:rPr>
-          <w:rFonts w:hint="eastAsia"/>
-        </w:rPr>
-        <w:t>作为接近触发范围，</w:t>
-      </w:r>
-    </w:p>
-    <w:p>
-      <w:pPr>
-        <w:rPr>
-          <w:color w:val="0070C0"/>
-        </w:rPr>
-      </w:pPr>
-      <w:r>
-        <w:rPr>
-          <w:rFonts w:hint="eastAsia"/>
-        </w:rPr>
-        <w:t>详细可以去看看</w:t>
-      </w:r>
-      <w:r>
-        <w:rPr>
-          <w:rFonts w:hint="eastAsia"/>
-          <w:color w:val="0070C0"/>
-        </w:rPr>
-        <w:t>“</w:t>
-      </w:r>
-      <w:r>
-        <w:rPr>
-          <w:rFonts w:hint="eastAsia"/>
-          <w:color w:val="0070C0"/>
-        </w:rPr>
-        <w:t>9.</w:t>
-      </w:r>
-      <w:r>
-        <w:rPr>
-          <w:rFonts w:hint="eastAsia"/>
-          <w:color w:val="0070C0"/>
-        </w:rPr>
-        <w:t>物体触发</w:t>
-      </w:r>
-      <w:r>
-        <w:rPr>
-          <w:rFonts w:hint="eastAsia"/>
-          <w:color w:val="0070C0"/>
-        </w:rPr>
-        <w:t xml:space="preserve"> </w:t>
-      </w:r>
-      <w:r>
-        <w:rPr>
-          <w:color w:val="0070C0"/>
-        </w:rPr>
-        <w:t xml:space="preserve">&gt; </w:t>
-      </w:r>
-      <w:r>
-        <w:rPr>
-          <w:rFonts w:hint="eastAsia"/>
-          <w:color w:val="0070C0"/>
-        </w:rPr>
-        <w:t>关于物体触发</w:t>
-      </w:r>
-      <w:r>
-        <w:rPr>
-          <w:rFonts w:hint="eastAsia"/>
-          <w:color w:val="0070C0"/>
-        </w:rPr>
-        <w:t>-</w:t>
-      </w:r>
-      <w:r>
-        <w:rPr>
-          <w:rFonts w:hint="eastAsia"/>
-          <w:color w:val="0070C0"/>
-        </w:rPr>
-        <w:t>固定区域</w:t>
-      </w:r>
-      <w:r>
-        <w:rPr>
-          <w:rFonts w:hint="eastAsia"/>
-          <w:color w:val="0070C0"/>
-        </w:rPr>
-        <w:t>.docx</w:t>
-      </w:r>
-      <w:r>
-        <w:rPr>
-          <w:rFonts w:hint="eastAsia"/>
-          <w:color w:val="0070C0"/>
-        </w:rPr>
-        <w:t>”</w:t>
-      </w:r>
-    </w:p>
-    <w:p>
-      <w:pPr>
-        <w:pStyle w:val="4"/>
-        <w:snapToGrid w:val="0"/>
-        <w:spacing w:before="120" w:after="120" w:line="240" w:lineRule="auto"/>
-        <w:rPr>
-          <w:rFonts w:ascii="微软雅黑" w:eastAsia="微软雅黑" w:hAnsi="微软雅黑"/>
-          <w:sz w:val="22"/>
-          <w:szCs w:val="22"/>
-        </w:rPr>
-      </w:pPr>
-      <w:r>
-        <w:rPr>
-          <w:rFonts w:ascii="微软雅黑" w:eastAsia="微软雅黑" w:hAnsi="微软雅黑"/>
-          <w:sz w:val="22"/>
-          <w:szCs w:val="22"/>
-        </w:rPr>
-        <w:t>2</w:t>
-      </w:r>
-      <w:r>
-        <w:rPr>
-          <w:rFonts w:ascii="微软雅黑" w:eastAsia="微软雅黑" w:hAnsi="微软雅黑" w:hint="eastAsia"/>
-          <w:sz w:val="22"/>
-          <w:szCs w:val="22"/>
-        </w:rPr>
         <w:t>）筛选器</w:t>
       </w:r>
     </w:p>
@@ -2732,7 +2699,7 @@
         <w:spacing w:after="0"/>
         <w:jc w:val="center"/>
         <w:rPr>
-          <w:rFonts w:ascii="宋体" w:eastAsia="宋体" w:hAnsi="宋体" w:cs="宋体"/>
+          <w:rFonts w:ascii="宋体" w:eastAsia="宋体" w:hAnsi="宋体" w:cs="宋体" w:hint="eastAsia"/>
           <w:sz w:val="24"/>
           <w:szCs w:val="24"/>
         </w:rPr>
@@ -2908,6 +2875,9 @@
     <w:p>
       <w:pPr>
         <w:pStyle w:val="3"/>
+        <w:rPr>
+          <w:rFonts w:hint="eastAsia"/>
+        </w:rPr>
       </w:pPr>
       <w:r>
         <w:rPr>
@@ -3025,7 +2995,7 @@
         <w:spacing w:after="0"/>
         <w:jc w:val="center"/>
         <w:rPr>
-          <w:rFonts w:ascii="宋体" w:eastAsia="宋体" w:hAnsi="宋体" w:cs="宋体"/>
+          <w:rFonts w:ascii="宋体" w:eastAsia="宋体" w:hAnsi="宋体" w:cs="宋体" w:hint="eastAsia"/>
           <w:sz w:val="24"/>
           <w:szCs w:val="24"/>
         </w:rPr>
@@ -3193,6 +3163,9 @@
     <w:p>
       <w:pPr>
         <w:pStyle w:val="2"/>
+        <w:rPr>
+          <w:rFonts w:hint="eastAsia"/>
+        </w:rPr>
       </w:pPr>
       <w:r>
         <w:rPr>
@@ -3205,6 +3178,9 @@
     <w:p>
       <w:pPr>
         <w:pStyle w:val="3"/>
+        <w:rPr>
+          <w:rFonts w:hint="eastAsia"/>
+        </w:rPr>
       </w:pPr>
       <w:bookmarkStart w:id="18" w:name="_持续性"/>
       <w:bookmarkEnd w:id="18"/>
@@ -3337,7 +3313,7 @@
         <w:spacing w:after="0"/>
         <w:jc w:val="center"/>
         <w:rPr>
-          <w:rFonts w:ascii="宋体" w:eastAsia="宋体" w:hAnsi="宋体" w:cs="宋体"/>
+          <w:rFonts w:ascii="宋体" w:eastAsia="宋体" w:hAnsi="宋体" w:cs="宋体" w:hint="eastAsia"/>
           <w:sz w:val="24"/>
           <w:szCs w:val="24"/>
         </w:rPr>
@@ -3480,7 +3456,7 @@
         <w:spacing w:after="0"/>
         <w:jc w:val="center"/>
         <w:rPr>
-          <w:rFonts w:ascii="宋体" w:eastAsia="宋体" w:hAnsi="宋体" w:cs="宋体"/>
+          <w:rFonts w:ascii="宋体" w:eastAsia="宋体" w:hAnsi="宋体" w:cs="宋体" w:hint="eastAsia"/>
           <w:sz w:val="24"/>
           <w:szCs w:val="24"/>
         </w:rPr>
@@ -3548,7 +3524,7 @@
         <w:snapToGrid/>
         <w:jc w:val="center"/>
         <w:rPr>
-          <w:rFonts w:ascii="宋体" w:eastAsia="宋体" w:hAnsi="宋体" w:cs="宋体"/>
+          <w:rFonts w:ascii="宋体" w:eastAsia="宋体" w:hAnsi="宋体" w:cs="宋体" w:hint="eastAsia"/>
           <w:sz w:val="24"/>
           <w:szCs w:val="24"/>
         </w:rPr>
@@ -3783,6 +3759,9 @@
     <w:p>
       <w:pPr>
         <w:pStyle w:val="3"/>
+        <w:rPr>
+          <w:rFonts w:hint="eastAsia"/>
+        </w:rPr>
       </w:pPr>
       <w:bookmarkStart w:id="21" w:name="_触发事件"/>
       <w:bookmarkEnd w:id="21"/>
@@ -3807,34 +3786,15 @@
         </w:rPr>
         <w:t>看本章节前，先了解下对象间基本关系：</w:t>
       </w:r>
-      <w:r>
-        <w:fldChar w:fldCharType="begin"/>
-      </w:r>
-      <w:r>
-        <w:instrText>HYPERLINK \l "_</w:instrText>
-      </w:r>
-      <w:r>
-        <w:instrText>区域主体关系</w:instrText>
-      </w:r>
-      <w:r>
-        <w:instrText>"</w:instrText>
-      </w:r>
-      <w:r>
-        <w:fldChar w:fldCharType="separate"/>
-      </w:r>
-      <w:r>
-        <w:rPr>
-          <w:rStyle w:val="a4"/>
-          <w:rFonts w:hint="eastAsia"/>
-        </w:rPr>
-        <w:t>区域主体关系</w:t>
-      </w:r>
-      <w:r>
-        <w:rPr>
-          <w:rStyle w:val="a4"/>
-        </w:rPr>
-        <w:fldChar w:fldCharType="end"/>
-      </w:r>
+      <w:hyperlink w:anchor="_区域主体关系" w:history="1">
+        <w:r>
+          <w:rPr>
+            <w:rStyle w:val="a4"/>
+            <w:rFonts w:hint="eastAsia"/>
+          </w:rPr>
+          <w:t>区域主体关系</w:t>
+        </w:r>
+      </w:hyperlink>
       <w:r>
         <w:t xml:space="preserve"> </w:t>
       </w:r>
@@ -3851,26 +3811,26 @@
         <w:snapToGrid w:val="0"/>
         <w:spacing w:before="120" w:after="120" w:line="240" w:lineRule="auto"/>
         <w:rPr>
-          <w:rFonts w:ascii="微软雅黑" w:eastAsia="微软雅黑" w:hAnsi="微软雅黑"/>
-          <w:sz w:val="22"/>
-          <w:szCs w:val="22"/>
-        </w:rPr>
-      </w:pPr>
-      <w:r>
-        <w:rPr>
           <w:rFonts w:ascii="微软雅黑" w:eastAsia="微软雅黑" w:hAnsi="微软雅黑" w:hint="eastAsia"/>
           <w:sz w:val="22"/>
           <w:szCs w:val="22"/>
         </w:rPr>
-        <w:t>1）</w:t>
-      </w:r>
-      <w:bookmarkStart w:id="22" w:name="条件触发"/>
+      </w:pPr>
       <w:r>
         <w:rPr>
           <w:rFonts w:ascii="微软雅黑" w:eastAsia="微软雅黑" w:hAnsi="微软雅黑" w:hint="eastAsia"/>
           <w:sz w:val="22"/>
           <w:szCs w:val="22"/>
         </w:rPr>
+        <w:t>1）</w:t>
+      </w:r>
+      <w:bookmarkStart w:id="22" w:name="条件触发"/>
+      <w:r>
+        <w:rPr>
+          <w:rFonts w:ascii="微软雅黑" w:eastAsia="微软雅黑" w:hAnsi="微软雅黑" w:hint="eastAsia"/>
+          <w:sz w:val="22"/>
+          <w:szCs w:val="22"/>
+        </w:rPr>
         <w:t>条件触发</w:t>
       </w:r>
       <w:bookmarkEnd w:id="22"/>
@@ -4014,7 +3974,7 @@
         <w:spacing w:after="0"/>
         <w:jc w:val="center"/>
         <w:rPr>
-          <w:rFonts w:ascii="宋体" w:eastAsia="宋体" w:hAnsi="宋体" w:cs="宋体"/>
+          <w:rFonts w:ascii="宋体" w:eastAsia="宋体" w:hAnsi="宋体" w:cs="宋体" w:hint="eastAsia"/>
           <w:sz w:val="24"/>
           <w:szCs w:val="24"/>
         </w:rPr>
@@ -4208,17 +4168,17 @@
         <w:snapToGrid w:val="0"/>
         <w:spacing w:before="120" w:after="120" w:line="240" w:lineRule="auto"/>
         <w:rPr>
+          <w:rFonts w:ascii="微软雅黑" w:eastAsia="微软雅黑" w:hAnsi="微软雅黑" w:hint="eastAsia"/>
+          <w:sz w:val="22"/>
+          <w:szCs w:val="22"/>
+        </w:rPr>
+      </w:pPr>
+      <w:r>
+        <w:rPr>
           <w:rFonts w:ascii="微软雅黑" w:eastAsia="微软雅黑" w:hAnsi="微软雅黑"/>
           <w:sz w:val="22"/>
           <w:szCs w:val="22"/>
         </w:rPr>
-      </w:pPr>
-      <w:r>
-        <w:rPr>
-          <w:rFonts w:ascii="微软雅黑" w:eastAsia="微软雅黑" w:hAnsi="微软雅黑"/>
-          <w:sz w:val="22"/>
-          <w:szCs w:val="22"/>
-        </w:rPr>
         <w:t>2</w:t>
       </w:r>
       <w:r>
@@ -4416,7 +4376,7 @@
         <w:spacing w:after="0"/>
         <w:jc w:val="center"/>
         <w:rPr>
-          <w:rFonts w:ascii="宋体" w:eastAsia="宋体" w:hAnsi="宋体" w:cs="宋体"/>
+          <w:rFonts w:ascii="宋体" w:eastAsia="宋体" w:hAnsi="宋体" w:cs="宋体" w:hint="eastAsia"/>
           <w:sz w:val="24"/>
           <w:szCs w:val="24"/>
         </w:rPr>
@@ -4505,6 +4465,9 @@
     <w:p>
       <w:pPr>
         <w:pStyle w:val="3"/>
+        <w:rPr>
+          <w:rFonts w:hint="eastAsia"/>
+        </w:rPr>
       </w:pPr>
       <w:r>
         <w:rPr>
@@ -5252,6 +5215,9 @@
     <w:p>
       <w:pPr>
         <w:pStyle w:val="2"/>
+        <w:rPr>
+          <w:rFonts w:hint="eastAsia"/>
+        </w:rPr>
       </w:pPr>
       <w:r>
         <w:rPr>
@@ -5270,6 +5236,9 @@
     <w:p>
       <w:pPr>
         <w:pStyle w:val="3"/>
+        <w:rPr>
+          <w:rFonts w:hint="eastAsia"/>
+        </w:rPr>
       </w:pPr>
       <w:r>
         <w:rPr>
@@ -5633,6 +5602,9 @@
     <w:p>
       <w:pPr>
         <w:pStyle w:val="3"/>
+        <w:rPr>
+          <w:rFonts w:hint="eastAsia"/>
+        </w:rPr>
       </w:pPr>
       <w:r>
         <w:rPr>
@@ -5775,7 +5747,6 @@
         </w:rPr>
         <w:t>你可以按</w:t>
       </w:r>
-      <w:proofErr w:type="spellStart"/>
       <w:r>
         <w:rPr>
           <w:rFonts w:hint="eastAsia"/>
@@ -5785,7 +5756,6 @@
       <w:r>
         <w:t>Shift+Esc</w:t>
       </w:r>
-      <w:proofErr w:type="spellEnd"/>
       <w:r>
         <w:rPr>
           <w:rFonts w:hint="eastAsia"/>
@@ -5947,19 +5917,22 @@
         <w:snapToGrid/>
         <w:spacing w:line="220" w:lineRule="atLeast"/>
         <w:rPr>
+          <w:rFonts w:ascii="微软雅黑" w:hAnsi="微软雅黑" w:hint="eastAsia"/>
+        </w:rPr>
+      </w:pPr>
+      <w:r>
+        <w:rPr>
           <w:rFonts w:ascii="微软雅黑" w:hAnsi="微软雅黑"/>
         </w:rPr>
-      </w:pPr>
-      <w:r>
-        <w:rPr>
-          <w:rFonts w:ascii="微软雅黑" w:hAnsi="微软雅黑"/>
-        </w:rPr>
         <w:br w:type="page"/>
       </w:r>
     </w:p>
     <w:p>
       <w:pPr>
         <w:pStyle w:val="2"/>
+        <w:rPr>
+          <w:rFonts w:hint="eastAsia"/>
+        </w:rPr>
       </w:pPr>
       <w:bookmarkStart w:id="24" w:name="_Hlk103241153"/>
       <w:r>
@@ -5980,6 +5953,9 @@
     <w:p>
       <w:pPr>
         <w:pStyle w:val="3"/>
+        <w:rPr>
+          <w:rFonts w:hint="eastAsia"/>
+        </w:rPr>
       </w:pPr>
       <w:r>
         <w:rPr>
@@ -6024,18 +6000,34 @@
         <w:snapToGrid w:val="0"/>
         <w:spacing w:before="120" w:after="120" w:line="240" w:lineRule="auto"/>
         <w:rPr>
+          <w:rFonts w:ascii="微软雅黑" w:eastAsia="微软雅黑" w:hAnsi="微软雅黑" w:hint="eastAsia"/>
+          <w:sz w:val="22"/>
+          <w:szCs w:val="22"/>
+        </w:rPr>
+      </w:pPr>
+      <w:r>
+        <w:rPr>
           <w:rFonts w:ascii="微软雅黑" w:eastAsia="微软雅黑" w:hAnsi="微软雅黑"/>
           <w:sz w:val="22"/>
           <w:szCs w:val="22"/>
         </w:rPr>
-      </w:pPr>
+        <w:t>1</w:t>
+      </w:r>
+      <w:r>
+        <w:rPr>
+          <w:rFonts w:ascii="微软雅黑" w:eastAsia="微软雅黑" w:hAnsi="微软雅黑" w:hint="eastAsia"/>
+          <w:sz w:val="22"/>
+          <w:szCs w:val="22"/>
+        </w:rPr>
+        <w:t>.</w:t>
+      </w:r>
       <w:r>
         <w:rPr>
           <w:rFonts w:ascii="微软雅黑" w:eastAsia="微软雅黑" w:hAnsi="微软雅黑"/>
           <w:sz w:val="22"/>
           <w:szCs w:val="22"/>
         </w:rPr>
-        <w:t>1</w:t>
+        <w:t xml:space="preserve"> </w:t>
       </w:r>
       <w:r>
         <w:rPr>
@@ -6043,22 +6035,6 @@
           <w:sz w:val="22"/>
           <w:szCs w:val="22"/>
         </w:rPr>
-        <w:t>.</w:t>
-      </w:r>
-      <w:r>
-        <w:rPr>
-          <w:rFonts w:ascii="微软雅黑" w:eastAsia="微软雅黑" w:hAnsi="微软雅黑"/>
-          <w:sz w:val="22"/>
-          <w:szCs w:val="22"/>
-        </w:rPr>
-        <w:t xml:space="preserve"> </w:t>
-      </w:r>
-      <w:r>
-        <w:rPr>
-          <w:rFonts w:ascii="微软雅黑" w:eastAsia="微软雅黑" w:hAnsi="微软雅黑" w:hint="eastAsia"/>
-          <w:sz w:val="22"/>
-          <w:szCs w:val="22"/>
-        </w:rPr>
         <w:t>设置一个目标</w:t>
       </w:r>
     </w:p>
@@ -6136,7 +6112,7 @@
         <w:spacing w:after="0"/>
         <w:jc w:val="center"/>
         <w:rPr>
-          <w:rFonts w:ascii="宋体" w:eastAsia="宋体" w:hAnsi="宋体" w:cs="宋体"/>
+          <w:rFonts w:ascii="宋体" w:eastAsia="宋体" w:hAnsi="宋体" w:cs="宋体" w:hint="eastAsia"/>
           <w:sz w:val="24"/>
           <w:szCs w:val="24"/>
         </w:rPr>
@@ -6204,18 +6180,34 @@
         <w:snapToGrid w:val="0"/>
         <w:spacing w:before="120" w:after="120" w:line="240" w:lineRule="auto"/>
         <w:rPr>
+          <w:rFonts w:ascii="微软雅黑" w:eastAsia="微软雅黑" w:hAnsi="微软雅黑" w:hint="eastAsia"/>
+          <w:sz w:val="22"/>
+          <w:szCs w:val="22"/>
+        </w:rPr>
+      </w:pPr>
+      <w:r>
+        <w:rPr>
           <w:rFonts w:ascii="微软雅黑" w:eastAsia="微软雅黑" w:hAnsi="微软雅黑"/>
           <w:sz w:val="22"/>
           <w:szCs w:val="22"/>
         </w:rPr>
-      </w:pPr>
+        <w:t>2</w:t>
+      </w:r>
+      <w:r>
+        <w:rPr>
+          <w:rFonts w:ascii="微软雅黑" w:eastAsia="微软雅黑" w:hAnsi="微软雅黑" w:hint="eastAsia"/>
+          <w:sz w:val="22"/>
+          <w:szCs w:val="22"/>
+        </w:rPr>
+        <w:t>.</w:t>
+      </w:r>
       <w:r>
         <w:rPr>
           <w:rFonts w:ascii="微软雅黑" w:eastAsia="微软雅黑" w:hAnsi="微软雅黑"/>
           <w:sz w:val="22"/>
           <w:szCs w:val="22"/>
         </w:rPr>
-        <w:t>2</w:t>
+        <w:t xml:space="preserve"> </w:t>
       </w:r>
       <w:r>
         <w:rPr>
@@ -6223,15 +6215,7 @@
           <w:sz w:val="22"/>
           <w:szCs w:val="22"/>
         </w:rPr>
-        <w:t>.</w:t>
-      </w:r>
-      <w:r>
-        <w:rPr>
-          <w:rFonts w:ascii="微软雅黑" w:eastAsia="微软雅黑" w:hAnsi="微软雅黑"/>
-          <w:sz w:val="22"/>
-          <w:szCs w:val="22"/>
-        </w:rPr>
-        <w:t xml:space="preserve"> </w:t>
+        <w:t>结构</w:t>
       </w:r>
       <w:r>
         <w:rPr>
@@ -6239,14 +6223,6 @@
           <w:sz w:val="22"/>
           <w:szCs w:val="22"/>
         </w:rPr>
-        <w:t>结构</w:t>
-      </w:r>
-      <w:r>
-        <w:rPr>
-          <w:rFonts w:ascii="微软雅黑" w:eastAsia="微软雅黑" w:hAnsi="微软雅黑" w:hint="eastAsia"/>
-          <w:sz w:val="22"/>
-          <w:szCs w:val="22"/>
-        </w:rPr>
         <w:t>规划/流程梳理</w:t>
       </w:r>
     </w:p>
@@ -6255,7 +6231,7 @@
         <w:adjustRightInd/>
         <w:spacing w:line="220" w:lineRule="atLeast"/>
         <w:rPr>
-          <w:rFonts w:ascii="微软雅黑" w:hAnsi="微软雅黑"/>
+          <w:rFonts w:ascii="微软雅黑" w:hAnsi="微软雅黑" w:hint="eastAsia"/>
         </w:rPr>
       </w:pPr>
       <w:r>
@@ -6270,7 +6246,7 @@
         <w:adjustRightInd/>
         <w:spacing w:after="0" w:line="220" w:lineRule="atLeast"/>
         <w:rPr>
-          <w:rFonts w:ascii="微软雅黑" w:hAnsi="微软雅黑"/>
+          <w:rFonts w:ascii="微软雅黑" w:hAnsi="微软雅黑" w:hint="eastAsia"/>
         </w:rPr>
       </w:pPr>
       <w:r>
@@ -6285,7 +6261,7 @@
         <w:adjustRightInd/>
         <w:spacing w:after="0" w:line="220" w:lineRule="atLeast"/>
         <w:rPr>
-          <w:rFonts w:ascii="微软雅黑" w:hAnsi="微软雅黑"/>
+          <w:rFonts w:ascii="微软雅黑" w:hAnsi="微软雅黑" w:hint="eastAsia"/>
         </w:rPr>
       </w:pPr>
       <w:r>
@@ -6300,7 +6276,7 @@
         <w:adjustRightInd/>
         <w:spacing w:after="0" w:line="220" w:lineRule="atLeast"/>
         <w:rPr>
-          <w:rFonts w:ascii="微软雅黑" w:hAnsi="微软雅黑"/>
+          <w:rFonts w:ascii="微软雅黑" w:hAnsi="微软雅黑" w:hint="eastAsia"/>
         </w:rPr>
       </w:pPr>
       <w:r>
@@ -6322,7 +6298,7 @@
         <w:spacing w:after="0" w:line="220" w:lineRule="atLeast"/>
         <w:jc w:val="center"/>
         <w:rPr>
-          <w:rFonts w:ascii="微软雅黑" w:hAnsi="微软雅黑"/>
+          <w:rFonts w:ascii="微软雅黑" w:hAnsi="微软雅黑" w:hint="eastAsia"/>
         </w:rPr>
       </w:pPr>
       <w:r>
@@ -6726,19 +6702,35 @@
         <w:snapToGrid w:val="0"/>
         <w:spacing w:before="120" w:after="120" w:line="240" w:lineRule="auto"/>
         <w:rPr>
+          <w:rFonts w:ascii="微软雅黑" w:eastAsia="微软雅黑" w:hAnsi="微软雅黑" w:hint="eastAsia"/>
+          <w:sz w:val="22"/>
+          <w:szCs w:val="22"/>
+        </w:rPr>
+      </w:pPr>
+      <w:r>
+        <w:rPr>
           <w:rFonts w:ascii="微软雅黑" w:eastAsia="微软雅黑" w:hAnsi="微软雅黑"/>
           <w:sz w:val="22"/>
           <w:szCs w:val="22"/>
         </w:rPr>
-      </w:pPr>
+        <w:lastRenderedPageBreak/>
+        <w:t>3</w:t>
+      </w:r>
+      <w:r>
+        <w:rPr>
+          <w:rFonts w:ascii="微软雅黑" w:eastAsia="微软雅黑" w:hAnsi="微软雅黑" w:hint="eastAsia"/>
+          <w:sz w:val="22"/>
+          <w:szCs w:val="22"/>
+        </w:rPr>
+        <w:t>.</w:t>
+      </w:r>
       <w:r>
         <w:rPr>
           <w:rFonts w:ascii="微软雅黑" w:eastAsia="微软雅黑" w:hAnsi="微软雅黑"/>
           <w:sz w:val="22"/>
           <w:szCs w:val="22"/>
         </w:rPr>
-        <w:lastRenderedPageBreak/>
-        <w:t>3</w:t>
+        <w:t xml:space="preserve"> </w:t>
       </w:r>
       <w:r>
         <w:rPr>
@@ -6746,22 +6738,6 @@
           <w:sz w:val="22"/>
           <w:szCs w:val="22"/>
         </w:rPr>
-        <w:t>.</w:t>
-      </w:r>
-      <w:r>
-        <w:rPr>
-          <w:rFonts w:ascii="微软雅黑" w:eastAsia="微软雅黑" w:hAnsi="微软雅黑"/>
-          <w:sz w:val="22"/>
-          <w:szCs w:val="22"/>
-        </w:rPr>
-        <w:t xml:space="preserve"> </w:t>
-      </w:r>
-      <w:r>
-        <w:rPr>
-          <w:rFonts w:ascii="微软雅黑" w:eastAsia="微软雅黑" w:hAnsi="微软雅黑" w:hint="eastAsia"/>
-          <w:sz w:val="22"/>
-          <w:szCs w:val="22"/>
-        </w:rPr>
         <w:t>区域设置</w:t>
       </w:r>
     </w:p>
@@ -6844,7 +6820,7 @@
         <w:spacing w:after="0"/>
         <w:jc w:val="center"/>
         <w:rPr>
-          <w:rFonts w:ascii="宋体" w:eastAsia="宋体" w:hAnsi="宋体" w:cs="宋体"/>
+          <w:rFonts w:ascii="宋体" w:eastAsia="宋体" w:hAnsi="宋体" w:cs="宋体" w:hint="eastAsia"/>
           <w:sz w:val="24"/>
           <w:szCs w:val="24"/>
         </w:rPr>
@@ -7136,7 +7112,7 @@
         <w:snapToGrid w:val="0"/>
         <w:spacing w:before="120" w:after="120" w:line="240" w:lineRule="auto"/>
         <w:rPr>
-          <w:rFonts w:ascii="微软雅黑" w:eastAsia="微软雅黑" w:hAnsi="微软雅黑"/>
+          <w:rFonts w:ascii="微软雅黑" w:eastAsia="微软雅黑" w:hAnsi="微软雅黑" w:hint="eastAsia"/>
           <w:sz w:val="22"/>
           <w:szCs w:val="22"/>
         </w:rPr>
@@ -7397,7 +7373,7 @@
         <w:spacing w:after="0"/>
         <w:jc w:val="center"/>
         <w:rPr>
-          <w:rFonts w:ascii="宋体" w:eastAsia="宋体" w:hAnsi="宋体" w:cs="宋体"/>
+          <w:rFonts w:ascii="宋体" w:eastAsia="宋体" w:hAnsi="宋体" w:cs="宋体" w:hint="eastAsia"/>
           <w:sz w:val="24"/>
           <w:szCs w:val="24"/>
         </w:rPr>
@@ -7465,7 +7441,7 @@
         <w:snapToGrid w:val="0"/>
         <w:spacing w:before="120" w:after="120" w:line="240" w:lineRule="auto"/>
         <w:rPr>
-          <w:rFonts w:ascii="微软雅黑" w:eastAsia="微软雅黑" w:hAnsi="微软雅黑"/>
+          <w:rFonts w:ascii="微软雅黑" w:eastAsia="微软雅黑" w:hAnsi="微软雅黑" w:hint="eastAsia"/>
           <w:sz w:val="22"/>
           <w:szCs w:val="22"/>
         </w:rPr>
@@ -7668,18 +7644,34 @@
         <w:snapToGrid w:val="0"/>
         <w:spacing w:before="120" w:after="120" w:line="240" w:lineRule="auto"/>
         <w:rPr>
+          <w:rFonts w:ascii="微软雅黑" w:eastAsia="微软雅黑" w:hAnsi="微软雅黑" w:hint="eastAsia"/>
+          <w:sz w:val="22"/>
+          <w:szCs w:val="22"/>
+        </w:rPr>
+      </w:pPr>
+      <w:r>
+        <w:rPr>
           <w:rFonts w:ascii="微软雅黑" w:eastAsia="微软雅黑" w:hAnsi="微软雅黑"/>
           <w:sz w:val="22"/>
           <w:szCs w:val="22"/>
         </w:rPr>
-      </w:pPr>
+        <w:t>6</w:t>
+      </w:r>
+      <w:r>
+        <w:rPr>
+          <w:rFonts w:ascii="微软雅黑" w:eastAsia="微软雅黑" w:hAnsi="微软雅黑" w:hint="eastAsia"/>
+          <w:sz w:val="22"/>
+          <w:szCs w:val="22"/>
+        </w:rPr>
+        <w:t>.</w:t>
+      </w:r>
       <w:r>
         <w:rPr>
           <w:rFonts w:ascii="微软雅黑" w:eastAsia="微软雅黑" w:hAnsi="微软雅黑"/>
           <w:sz w:val="22"/>
           <w:szCs w:val="22"/>
         </w:rPr>
-        <w:t>6</w:t>
+        <w:t xml:space="preserve"> </w:t>
       </w:r>
       <w:r>
         <w:rPr>
@@ -7687,22 +7679,6 @@
           <w:sz w:val="22"/>
           <w:szCs w:val="22"/>
         </w:rPr>
-        <w:t>.</w:t>
-      </w:r>
-      <w:r>
-        <w:rPr>
-          <w:rFonts w:ascii="微软雅黑" w:eastAsia="微软雅黑" w:hAnsi="微软雅黑"/>
-          <w:sz w:val="22"/>
-          <w:szCs w:val="22"/>
-        </w:rPr>
-        <w:t xml:space="preserve"> </w:t>
-      </w:r>
-      <w:r>
-        <w:rPr>
-          <w:rFonts w:ascii="微软雅黑" w:eastAsia="微软雅黑" w:hAnsi="微软雅黑" w:hint="eastAsia"/>
-          <w:sz w:val="22"/>
-          <w:szCs w:val="22"/>
-        </w:rPr>
         <w:t>事件注释与插件指令 细节</w:t>
       </w:r>
     </w:p>
@@ -7826,7 +7802,7 @@
         <w:spacing w:after="0"/>
         <w:jc w:val="center"/>
         <w:rPr>
-          <w:rFonts w:ascii="宋体" w:eastAsia="宋体" w:hAnsi="宋体" w:cs="宋体"/>
+          <w:rFonts w:ascii="宋体" w:eastAsia="宋体" w:hAnsi="宋体" w:cs="宋体" w:hint="eastAsia"/>
           <w:sz w:val="24"/>
           <w:szCs w:val="24"/>
         </w:rPr>
@@ -7894,7 +7870,7 @@
         <w:spacing w:after="0"/>
         <w:jc w:val="center"/>
         <w:rPr>
-          <w:rFonts w:ascii="宋体" w:eastAsia="宋体" w:hAnsi="宋体" w:cs="宋体"/>
+          <w:rFonts w:ascii="宋体" w:eastAsia="宋体" w:hAnsi="宋体" w:cs="宋体" w:hint="eastAsia"/>
           <w:sz w:val="24"/>
           <w:szCs w:val="24"/>
         </w:rPr>
@@ -8037,7 +8013,7 @@
         <w:spacing w:after="0"/>
         <w:jc w:val="center"/>
         <w:rPr>
-          <w:rFonts w:ascii="宋体" w:eastAsia="宋体" w:hAnsi="宋体" w:cs="宋体"/>
+          <w:rFonts w:ascii="宋体" w:eastAsia="宋体" w:hAnsi="宋体" w:cs="宋体" w:hint="eastAsia"/>
           <w:sz w:val="24"/>
           <w:szCs w:val="24"/>
         </w:rPr>
@@ -8181,7 +8157,7 @@
 </file>
 
 <file path=word/endnotes.xml><?xml version="1.0" encoding="utf-8"?>
-<w:endnotes xmlns:wpc="http://schemas.microsoft.com/office/word/2010/wordprocessingCanvas" xmlns:cx="http://schemas.microsoft.com/office/drawing/2014/chartex" xmlns:cx1="http://schemas.microsoft.com/office/drawing/2015/9/8/chartex" xmlns:cx2="http://schemas.microsoft.com/office/drawing/2015/10/21/chartex" xmlns:cx3="http://schemas.microsoft.com/office/drawing/2016/5/9/chartex" xmlns:cx4="http://schemas.microsoft.com/office/drawing/2016/5/10/chartex" xmlns:cx5="http://schemas.microsoft.com/office/drawing/2016/5/11/chartex" xmlns:cx6="http://schemas.microsoft.com/office/drawing/2016/5/12/chartex" xmlns:cx7="http://schemas.microsoft.com/office/drawing/2016/5/13/chartex" xmlns:cx8="http://schemas.microsoft.com/office/drawing/2016/5/14/chartex" xmlns:mc="http://schemas.openxmlformats.org/markup-compatibility/2006" xmlns:aink="http://schemas.microsoft.com/office/drawing/2016/ink" xmlns:am3d="http://schemas.microsoft.com/office/drawing/2017/model3d" xmlns:o="urn:schemas-microsoft-com:office:office" xmlns:oel="http://schemas.microsoft.com/office/2019/extlst" xmlns:r="http://schemas.openxmlformats.org/officeDocument/2006/relationships" xmlns:m="http://schemas.openxmlformats.org/officeDocument/2006/math" xmlns:v="urn:schemas-microsoft-com:vml" xmlns:wp14="http://schemas.microsoft.com/office/word/2010/wordprocessingDrawing" xmlns:wp="http://schemas.openxmlformats.org/drawingml/2006/wordprocessingDrawing" xmlns:w10="urn:schemas-microsoft-com:office:word" xmlns:w="http://schemas.openxmlformats.org/wordprocessingml/2006/main" xmlns:w14="http://schemas.microsoft.com/office/word/2010/wordml" xmlns:w15="http://schemas.microsoft.com/office/word/2012/wordml" xmlns:w16cex="http://schemas.microsoft.com/office/word/2018/wordml/cex" xmlns:w16cid="http://schemas.microsoft.com/office/word/2016/wordml/cid" xmlns:w16="http://schemas.microsoft.com/office/word/2018/wordml" xmlns:w16sdtdh="http://schemas.microsoft.com/office/word/2020/wordml/sdtdatahash" xmlns:w16se="http://schemas.microsoft.com/office/word/2015/wordml/symex" xmlns:wpg="http://schemas.microsoft.com/office/word/2010/wordprocessingGroup" xmlns:wpi="http://schemas.microsoft.com/office/word/2010/wordprocessingInk" xmlns:wne="http://schemas.microsoft.com/office/word/2006/wordml" xmlns:wps="http://schemas.microsoft.com/office/word/2010/wordprocessingShape" mc:Ignorable="w14 w15 w16se w16cid w16 w16cex w16sdtdh wp14">
+<w:endnotes xmlns:wpc="http://schemas.microsoft.com/office/word/2010/wordprocessingCanvas" xmlns:cx="http://schemas.microsoft.com/office/drawing/2014/chartex" xmlns:cx1="http://schemas.microsoft.com/office/drawing/2015/9/8/chartex" xmlns:cx2="http://schemas.microsoft.com/office/drawing/2015/10/21/chartex" xmlns:cx3="http://schemas.microsoft.com/office/drawing/2016/5/9/chartex" xmlns:cx4="http://schemas.microsoft.com/office/drawing/2016/5/10/chartex" xmlns:cx5="http://schemas.microsoft.com/office/drawing/2016/5/11/chartex" xmlns:cx6="http://schemas.microsoft.com/office/drawing/2016/5/12/chartex" xmlns:cx7="http://schemas.microsoft.com/office/drawing/2016/5/13/chartex" xmlns:cx8="http://schemas.microsoft.com/office/drawing/2016/5/14/chartex" xmlns:mc="http://schemas.openxmlformats.org/markup-compatibility/2006" xmlns:aink="http://schemas.microsoft.com/office/drawing/2016/ink" xmlns:am3d="http://schemas.microsoft.com/office/drawing/2017/model3d" xmlns:o="urn:schemas-microsoft-com:office:office" xmlns:oel="http://schemas.microsoft.com/office/2019/extlst" xmlns:r="http://schemas.openxmlformats.org/officeDocument/2006/relationships" xmlns:m="http://schemas.openxmlformats.org/officeDocument/2006/math" xmlns:v="urn:schemas-microsoft-com:vml" xmlns:wp14="http://schemas.microsoft.com/office/word/2010/wordprocessingDrawing" xmlns:wp="http://schemas.openxmlformats.org/drawingml/2006/wordprocessingDrawing" xmlns:w10="urn:schemas-microsoft-com:office:word" xmlns:w="http://schemas.openxmlformats.org/wordprocessingml/2006/main" xmlns:w14="http://schemas.microsoft.com/office/word/2010/wordml" xmlns:w15="http://schemas.microsoft.com/office/word/2012/wordml" xmlns:w16cex="http://schemas.microsoft.com/office/word/2018/wordml/cex" xmlns:w16cid="http://schemas.microsoft.com/office/word/2016/wordml/cid" xmlns:w16="http://schemas.microsoft.com/office/word/2018/wordml" xmlns:w16du="http://schemas.microsoft.com/office/word/2023/wordml/word16du" xmlns:w16sdtdh="http://schemas.microsoft.com/office/word/2020/wordml/sdtdatahash" xmlns:w16sdtfl="http://schemas.microsoft.com/office/word/2024/wordml/sdtformatlock" xmlns:w16se="http://schemas.microsoft.com/office/word/2015/wordml/symex" xmlns:wpg="http://schemas.microsoft.com/office/word/2010/wordprocessingGroup" xmlns:wpi="http://schemas.microsoft.com/office/word/2010/wordprocessingInk" xmlns:wne="http://schemas.microsoft.com/office/word/2006/wordml" xmlns:wps="http://schemas.microsoft.com/office/word/2010/wordprocessingShape" mc:Ignorable="w14 w15 w16se w16cid w16 w16cex w16sdtdh w16sdtfl w16du wp14">
   <w:endnote w:type="separator" w:id="-1">
     <w:p>
       <w:r>
@@ -8200,7 +8176,7 @@
 </file>
 
 <file path=word/footnotes.xml><?xml version="1.0" encoding="utf-8"?>
-<w:footnotes xmlns:wpc="http://schemas.microsoft.com/office/word/2010/wordprocessingCanvas" xmlns:cx="http://schemas.microsoft.com/office/drawing/2014/chartex" xmlns:cx1="http://schemas.microsoft.com/office/drawing/2015/9/8/chartex" xmlns:cx2="http://schemas.microsoft.com/office/drawing/2015/10/21/chartex" xmlns:cx3="http://schemas.microsoft.com/office/drawing/2016/5/9/chartex" xmlns:cx4="http://schemas.microsoft.com/office/drawing/2016/5/10/chartex" xmlns:cx5="http://schemas.microsoft.com/office/drawing/2016/5/11/chartex" xmlns:cx6="http://schemas.microsoft.com/office/drawing/2016/5/12/chartex" xmlns:cx7="http://schemas.microsoft.com/office/drawing/2016/5/13/chartex" xmlns:cx8="http://schemas.microsoft.com/office/drawing/2016/5/14/chartex" xmlns:mc="http://schemas.openxmlformats.org/markup-compatibility/2006" xmlns:aink="http://schemas.microsoft.com/office/drawing/2016/ink" xmlns:am3d="http://schemas.microsoft.com/office/drawing/2017/model3d" xmlns:o="urn:schemas-microsoft-com:office:office" xmlns:oel="http://schemas.microsoft.com/office/2019/extlst" xmlns:r="http://schemas.openxmlformats.org/officeDocument/2006/relationships" xmlns:m="http://schemas.openxmlformats.org/officeDocument/2006/math" xmlns:v="urn:schemas-microsoft-com:vml" xmlns:wp14="http://schemas.microsoft.com/office/word/2010/wordprocessingDrawing" xmlns:wp="http://schemas.openxmlformats.org/drawingml/2006/wordprocessingDrawing" xmlns:w10="urn:schemas-microsoft-com:office:word" xmlns:w="http://schemas.openxmlformats.org/wordprocessingml/2006/main" xmlns:w14="http://schemas.microsoft.com/office/word/2010/wordml" xmlns:w15="http://schemas.microsoft.com/office/word/2012/wordml" xmlns:w16cex="http://schemas.microsoft.com/office/word/2018/wordml/cex" xmlns:w16cid="http://schemas.microsoft.com/office/word/2016/wordml/cid" xmlns:w16="http://schemas.microsoft.com/office/word/2018/wordml" xmlns:w16sdtdh="http://schemas.microsoft.com/office/word/2020/wordml/sdtdatahash" xmlns:w16se="http://schemas.microsoft.com/office/word/2015/wordml/symex" xmlns:wpg="http://schemas.microsoft.com/office/word/2010/wordprocessingGroup" xmlns:wpi="http://schemas.microsoft.com/office/word/2010/wordprocessingInk" xmlns:wne="http://schemas.microsoft.com/office/word/2006/wordml" xmlns:wps="http://schemas.microsoft.com/office/word/2010/wordprocessingShape" mc:Ignorable="w14 w15 w16se w16cid w16 w16cex w16sdtdh wp14">
+<w:footnotes xmlns:wpc="http://schemas.microsoft.com/office/word/2010/wordprocessingCanvas" xmlns:cx="http://schemas.microsoft.com/office/drawing/2014/chartex" xmlns:cx1="http://schemas.microsoft.com/office/drawing/2015/9/8/chartex" xmlns:cx2="http://schemas.microsoft.com/office/drawing/2015/10/21/chartex" xmlns:cx3="http://schemas.microsoft.com/office/drawing/2016/5/9/chartex" xmlns:cx4="http://schemas.microsoft.com/office/drawing/2016/5/10/chartex" xmlns:cx5="http://schemas.microsoft.com/office/drawing/2016/5/11/chartex" xmlns:cx6="http://schemas.microsoft.com/office/drawing/2016/5/12/chartex" xmlns:cx7="http://schemas.microsoft.com/office/drawing/2016/5/13/chartex" xmlns:cx8="http://schemas.microsoft.com/office/drawing/2016/5/14/chartex" xmlns:mc="http://schemas.openxmlformats.org/markup-compatibility/2006" xmlns:aink="http://schemas.microsoft.com/office/drawing/2016/ink" xmlns:am3d="http://schemas.microsoft.com/office/drawing/2017/model3d" xmlns:o="urn:schemas-microsoft-com:office:office" xmlns:oel="http://schemas.microsoft.com/office/2019/extlst" xmlns:r="http://schemas.openxmlformats.org/officeDocument/2006/relationships" xmlns:m="http://schemas.openxmlformats.org/officeDocument/2006/math" xmlns:v="urn:schemas-microsoft-com:vml" xmlns:wp14="http://schemas.microsoft.com/office/word/2010/wordprocessingDrawing" xmlns:wp="http://schemas.openxmlformats.org/drawingml/2006/wordprocessingDrawing" xmlns:w10="urn:schemas-microsoft-com:office:word" xmlns:w="http://schemas.openxmlformats.org/wordprocessingml/2006/main" xmlns:w14="http://schemas.microsoft.com/office/word/2010/wordml" xmlns:w15="http://schemas.microsoft.com/office/word/2012/wordml" xmlns:w16cex="http://schemas.microsoft.com/office/word/2018/wordml/cex" xmlns:w16cid="http://schemas.microsoft.com/office/word/2016/wordml/cid" xmlns:w16="http://schemas.microsoft.com/office/word/2018/wordml" xmlns:w16du="http://schemas.microsoft.com/office/word/2023/wordml/word16du" xmlns:w16sdtdh="http://schemas.microsoft.com/office/word/2020/wordml/sdtdatahash" xmlns:w16sdtfl="http://schemas.microsoft.com/office/word/2024/wordml/sdtformatlock" xmlns:w16se="http://schemas.microsoft.com/office/word/2015/wordml/symex" xmlns:wpg="http://schemas.microsoft.com/office/word/2010/wordprocessingGroup" xmlns:wpi="http://schemas.microsoft.com/office/word/2010/wordprocessingInk" xmlns:wne="http://schemas.microsoft.com/office/word/2006/wordml" xmlns:wps="http://schemas.microsoft.com/office/word/2010/wordprocessingShape" mc:Ignorable="w14 w15 w16se w16cid w16 w16cex w16sdtdh w16sdtfl w16du wp14">
   <w:footnote w:type="separator" w:id="-1">
     <w:p>
       <w:r>
@@ -8219,7 +8195,7 @@
 </file>
 
 <file path=word/header1.xml><?xml version="1.0" encoding="utf-8"?>
-<w:hdr xmlns:wpc="http://schemas.microsoft.com/office/word/2010/wordprocessingCanvas" xmlns:cx="http://schemas.microsoft.com/office/drawing/2014/chartex" xmlns:cx1="http://schemas.microsoft.com/office/drawing/2015/9/8/chartex" xmlns:cx2="http://schemas.microsoft.com/office/drawing/2015/10/21/chartex" xmlns:cx3="http://schemas.microsoft.com/office/drawing/2016/5/9/chartex" xmlns:cx4="http://schemas.microsoft.com/office/drawing/2016/5/10/chartex" xmlns:cx5="http://schemas.microsoft.com/office/drawing/2016/5/11/chartex" xmlns:cx6="http://schemas.microsoft.com/office/drawing/2016/5/12/chartex" xmlns:cx7="http://schemas.microsoft.com/office/drawing/2016/5/13/chartex" xmlns:cx8="http://schemas.microsoft.com/office/drawing/2016/5/14/chartex" xmlns:mc="http://schemas.openxmlformats.org/markup-compatibility/2006" xmlns:aink="http://schemas.microsoft.com/office/drawing/2016/ink" xmlns:am3d="http://schemas.microsoft.com/office/drawing/2017/model3d" xmlns:o="urn:schemas-microsoft-com:office:office" xmlns:oel="http://schemas.microsoft.com/office/2019/extlst" xmlns:r="http://schemas.openxmlformats.org/officeDocument/2006/relationships" xmlns:m="http://schemas.openxmlformats.org/officeDocument/2006/math" xmlns:v="urn:schemas-microsoft-com:vml" xmlns:wp14="http://schemas.microsoft.com/office/word/2010/wordprocessingDrawing" xmlns:wp="http://schemas.openxmlformats.org/drawingml/2006/wordprocessingDrawing" xmlns:w10="urn:schemas-microsoft-com:office:word" xmlns:w="http://schemas.openxmlformats.org/wordprocessingml/2006/main" xmlns:w14="http://schemas.microsoft.com/office/word/2010/wordml" xmlns:w15="http://schemas.microsoft.com/office/word/2012/wordml" xmlns:w16cex="http://schemas.microsoft.com/office/word/2018/wordml/cex" xmlns:w16cid="http://schemas.microsoft.com/office/word/2016/wordml/cid" xmlns:w16="http://schemas.microsoft.com/office/word/2018/wordml" xmlns:w16sdtdh="http://schemas.microsoft.com/office/word/2020/wordml/sdtdatahash" xmlns:w16se="http://schemas.microsoft.com/office/word/2015/wordml/symex" xmlns:wpg="http://schemas.microsoft.com/office/word/2010/wordprocessingGroup" xmlns:wpi="http://schemas.microsoft.com/office/word/2010/wordprocessingInk" xmlns:wne="http://schemas.microsoft.com/office/word/2006/wordml" xmlns:wps="http://schemas.microsoft.com/office/word/2010/wordprocessingShape" mc:Ignorable="w14 w15 w16se w16cid w16 w16cex w16sdtdh wp14">
+<w:hdr xmlns:wpc="http://schemas.microsoft.com/office/word/2010/wordprocessingCanvas" xmlns:cx="http://schemas.microsoft.com/office/drawing/2014/chartex" xmlns:cx1="http://schemas.microsoft.com/office/drawing/2015/9/8/chartex" xmlns:cx2="http://schemas.microsoft.com/office/drawing/2015/10/21/chartex" xmlns:cx3="http://schemas.microsoft.com/office/drawing/2016/5/9/chartex" xmlns:cx4="http://schemas.microsoft.com/office/drawing/2016/5/10/chartex" xmlns:cx5="http://schemas.microsoft.com/office/drawing/2016/5/11/chartex" xmlns:cx6="http://schemas.microsoft.com/office/drawing/2016/5/12/chartex" xmlns:cx7="http://schemas.microsoft.com/office/drawing/2016/5/13/chartex" xmlns:cx8="http://schemas.microsoft.com/office/drawing/2016/5/14/chartex" xmlns:mc="http://schemas.openxmlformats.org/markup-compatibility/2006" xmlns:aink="http://schemas.microsoft.com/office/drawing/2016/ink" xmlns:am3d="http://schemas.microsoft.com/office/drawing/2017/model3d" xmlns:o="urn:schemas-microsoft-com:office:office" xmlns:oel="http://schemas.microsoft.com/office/2019/extlst" xmlns:r="http://schemas.openxmlformats.org/officeDocument/2006/relationships" xmlns:m="http://schemas.openxmlformats.org/officeDocument/2006/math" xmlns:v="urn:schemas-microsoft-com:vml" xmlns:wp14="http://schemas.microsoft.com/office/word/2010/wordprocessingDrawing" xmlns:wp="http://schemas.openxmlformats.org/drawingml/2006/wordprocessingDrawing" xmlns:w10="urn:schemas-microsoft-com:office:word" xmlns:w="http://schemas.openxmlformats.org/wordprocessingml/2006/main" xmlns:w14="http://schemas.microsoft.com/office/word/2010/wordml" xmlns:w15="http://schemas.microsoft.com/office/word/2012/wordml" xmlns:w16cex="http://schemas.microsoft.com/office/word/2018/wordml/cex" xmlns:w16cid="http://schemas.microsoft.com/office/word/2016/wordml/cid" xmlns:w16="http://schemas.microsoft.com/office/word/2018/wordml" xmlns:w16du="http://schemas.microsoft.com/office/word/2023/wordml/word16du" xmlns:w16sdtdh="http://schemas.microsoft.com/office/word/2020/wordml/sdtdatahash" xmlns:w16sdtfl="http://schemas.microsoft.com/office/word/2024/wordml/sdtformatlock" xmlns:w16se="http://schemas.microsoft.com/office/word/2015/wordml/symex" xmlns:wpg="http://schemas.microsoft.com/office/word/2010/wordprocessingGroup" xmlns:wpi="http://schemas.microsoft.com/office/word/2010/wordprocessingInk" xmlns:wne="http://schemas.microsoft.com/office/word/2006/wordml" xmlns:wps="http://schemas.microsoft.com/office/word/2010/wordprocessingShape" mc:Ignorable="w14 w15 w16se w16cid w16 w16cex w16sdtdh w16sdtfl w16du wp14">
   <w:p>
     <w:pPr>
       <w:pStyle w:val="a6"/>
@@ -8232,12 +8208,12 @@
 </file>
 
 <file path=word/header2.xml><?xml version="1.0" encoding="utf-8"?>
-<w:hdr xmlns:wpc="http://schemas.microsoft.com/office/word/2010/wordprocessingCanvas" xmlns:cx="http://schemas.microsoft.com/office/drawing/2014/chartex" xmlns:cx1="http://schemas.microsoft.com/office/drawing/2015/9/8/chartex" xmlns:cx2="http://schemas.microsoft.com/office/drawing/2015/10/21/chartex" xmlns:cx3="http://schemas.microsoft.com/office/drawing/2016/5/9/chartex" xmlns:cx4="http://schemas.microsoft.com/office/drawing/2016/5/10/chartex" xmlns:cx5="http://schemas.microsoft.com/office/drawing/2016/5/11/chartex" xmlns:cx6="http://schemas.microsoft.com/office/drawing/2016/5/12/chartex" xmlns:cx7="http://schemas.microsoft.com/office/drawing/2016/5/13/chartex" xmlns:cx8="http://schemas.microsoft.com/office/drawing/2016/5/14/chartex" xmlns:mc="http://schemas.openxmlformats.org/markup-compatibility/2006" xmlns:aink="http://schemas.microsoft.com/office/drawing/2016/ink" xmlns:am3d="http://schemas.microsoft.com/office/drawing/2017/model3d" xmlns:o="urn:schemas-microsoft-com:office:office" xmlns:oel="http://schemas.microsoft.com/office/2019/extlst" xmlns:r="http://schemas.openxmlformats.org/officeDocument/2006/relationships" xmlns:m="http://schemas.openxmlformats.org/officeDocument/2006/math" xmlns:v="urn:schemas-microsoft-com:vml" xmlns:wp14="http://schemas.microsoft.com/office/word/2010/wordprocessingDrawing" xmlns:wp="http://schemas.openxmlformats.org/drawingml/2006/wordprocessingDrawing" xmlns:w10="urn:schemas-microsoft-com:office:word" xmlns:w="http://schemas.openxmlformats.org/wordprocessingml/2006/main" xmlns:w14="http://schemas.microsoft.com/office/word/2010/wordml" xmlns:w15="http://schemas.microsoft.com/office/word/2012/wordml" xmlns:w16cex="http://schemas.microsoft.com/office/word/2018/wordml/cex" xmlns:w16cid="http://schemas.microsoft.com/office/word/2016/wordml/cid" xmlns:w16="http://schemas.microsoft.com/office/word/2018/wordml" xmlns:w16sdtdh="http://schemas.microsoft.com/office/word/2020/wordml/sdtdatahash" xmlns:w16se="http://schemas.microsoft.com/office/word/2015/wordml/symex" xmlns:wpg="http://schemas.microsoft.com/office/word/2010/wordprocessingGroup" xmlns:wpi="http://schemas.microsoft.com/office/word/2010/wordprocessingInk" xmlns:wne="http://schemas.microsoft.com/office/word/2006/wordml" xmlns:wps="http://schemas.microsoft.com/office/word/2010/wordprocessingShape" mc:Ignorable="w14 w15 w16se w16cid w16 w16cex w16sdtdh wp14">
+<w:hdr xmlns:wpc="http://schemas.microsoft.com/office/word/2010/wordprocessingCanvas" xmlns:cx="http://schemas.microsoft.com/office/drawing/2014/chartex" xmlns:cx1="http://schemas.microsoft.com/office/drawing/2015/9/8/chartex" xmlns:cx2="http://schemas.microsoft.com/office/drawing/2015/10/21/chartex" xmlns:cx3="http://schemas.microsoft.com/office/drawing/2016/5/9/chartex" xmlns:cx4="http://schemas.microsoft.com/office/drawing/2016/5/10/chartex" xmlns:cx5="http://schemas.microsoft.com/office/drawing/2016/5/11/chartex" xmlns:cx6="http://schemas.microsoft.com/office/drawing/2016/5/12/chartex" xmlns:cx7="http://schemas.microsoft.com/office/drawing/2016/5/13/chartex" xmlns:cx8="http://schemas.microsoft.com/office/drawing/2016/5/14/chartex" xmlns:mc="http://schemas.openxmlformats.org/markup-compatibility/2006" xmlns:aink="http://schemas.microsoft.com/office/drawing/2016/ink" xmlns:am3d="http://schemas.microsoft.com/office/drawing/2017/model3d" xmlns:o="urn:schemas-microsoft-com:office:office" xmlns:oel="http://schemas.microsoft.com/office/2019/extlst" xmlns:r="http://schemas.openxmlformats.org/officeDocument/2006/relationships" xmlns:m="http://schemas.openxmlformats.org/officeDocument/2006/math" xmlns:v="urn:schemas-microsoft-com:vml" xmlns:wp14="http://schemas.microsoft.com/office/word/2010/wordprocessingDrawing" xmlns:wp="http://schemas.openxmlformats.org/drawingml/2006/wordprocessingDrawing" xmlns:w10="urn:schemas-microsoft-com:office:word" xmlns:w="http://schemas.openxmlformats.org/wordprocessingml/2006/main" xmlns:w14="http://schemas.microsoft.com/office/word/2010/wordml" xmlns:w15="http://schemas.microsoft.com/office/word/2012/wordml" xmlns:w16cex="http://schemas.microsoft.com/office/word/2018/wordml/cex" xmlns:w16cid="http://schemas.microsoft.com/office/word/2016/wordml/cid" xmlns:w16="http://schemas.microsoft.com/office/word/2018/wordml" xmlns:w16du="http://schemas.microsoft.com/office/word/2023/wordml/word16du" xmlns:w16sdtdh="http://schemas.microsoft.com/office/word/2020/wordml/sdtdatahash" xmlns:w16sdtfl="http://schemas.microsoft.com/office/word/2024/wordml/sdtformatlock" xmlns:w16se="http://schemas.microsoft.com/office/word/2015/wordml/symex" xmlns:wpg="http://schemas.microsoft.com/office/word/2010/wordprocessingGroup" xmlns:wpi="http://schemas.microsoft.com/office/word/2010/wordprocessingInk" xmlns:wne="http://schemas.microsoft.com/office/word/2006/wordml" xmlns:wps="http://schemas.microsoft.com/office/word/2010/wordprocessingShape" mc:Ignorable="w14 w15 w16se w16cid w16 w16cex w16sdtdh w16sdtfl w16du wp14">
   <w:p>
     <w:pPr>
       <w:jc w:val="center"/>
       <w:rPr>
-        <w:rFonts w:ascii="微软雅黑" w:hAnsi="微软雅黑"/>
+        <w:rFonts w:ascii="微软雅黑" w:hAnsi="微软雅黑" w:hint="eastAsia"/>
         <w:sz w:val="20"/>
       </w:rPr>
     </w:pPr>
@@ -8330,7 +8306,6 @@
       </w:rPr>
       <w:t xml:space="preserve">    </w:t>
     </w:r>
-    <w:proofErr w:type="spellStart"/>
     <w:r>
       <w:rPr>
         <w:rFonts w:ascii="微软雅黑" w:hAnsi="微软雅黑"/>
@@ -8338,18 +8313,17 @@
       </w:rPr>
       <w:t>drill_up</w:t>
     </w:r>
-    <w:proofErr w:type="spellEnd"/>
   </w:p>
 </w:hdr>
 </file>
 
 <file path=word/header3.xml><?xml version="1.0" encoding="utf-8"?>
-<w:hdr xmlns:wpc="http://schemas.microsoft.com/office/word/2010/wordprocessingCanvas" xmlns:cx="http://schemas.microsoft.com/office/drawing/2014/chartex" xmlns:cx1="http://schemas.microsoft.com/office/drawing/2015/9/8/chartex" xmlns:cx2="http://schemas.microsoft.com/office/drawing/2015/10/21/chartex" xmlns:cx3="http://schemas.microsoft.com/office/drawing/2016/5/9/chartex" xmlns:cx4="http://schemas.microsoft.com/office/drawing/2016/5/10/chartex" xmlns:cx5="http://schemas.microsoft.com/office/drawing/2016/5/11/chartex" xmlns:cx6="http://schemas.microsoft.com/office/drawing/2016/5/12/chartex" xmlns:cx7="http://schemas.microsoft.com/office/drawing/2016/5/13/chartex" xmlns:cx8="http://schemas.microsoft.com/office/drawing/2016/5/14/chartex" xmlns:mc="http://schemas.openxmlformats.org/markup-compatibility/2006" xmlns:aink="http://schemas.microsoft.com/office/drawing/2016/ink" xmlns:am3d="http://schemas.microsoft.com/office/drawing/2017/model3d" xmlns:o="urn:schemas-microsoft-com:office:office" xmlns:oel="http://schemas.microsoft.com/office/2019/extlst" xmlns:r="http://schemas.openxmlformats.org/officeDocument/2006/relationships" xmlns:m="http://schemas.openxmlformats.org/officeDocument/2006/math" xmlns:v="urn:schemas-microsoft-com:vml" xmlns:wp14="http://schemas.microsoft.com/office/word/2010/wordprocessingDrawing" xmlns:wp="http://schemas.openxmlformats.org/drawingml/2006/wordprocessingDrawing" xmlns:w10="urn:schemas-microsoft-com:office:word" xmlns:w="http://schemas.openxmlformats.org/wordprocessingml/2006/main" xmlns:w14="http://schemas.microsoft.com/office/word/2010/wordml" xmlns:w15="http://schemas.microsoft.com/office/word/2012/wordml" xmlns:w16cex="http://schemas.microsoft.com/office/word/2018/wordml/cex" xmlns:w16cid="http://schemas.microsoft.com/office/word/2016/wordml/cid" xmlns:w16="http://schemas.microsoft.com/office/word/2018/wordml" xmlns:w16sdtdh="http://schemas.microsoft.com/office/word/2020/wordml/sdtdatahash" xmlns:w16se="http://schemas.microsoft.com/office/word/2015/wordml/symex" xmlns:wpg="http://schemas.microsoft.com/office/word/2010/wordprocessingGroup" xmlns:wpi="http://schemas.microsoft.com/office/word/2010/wordprocessingInk" xmlns:wne="http://schemas.microsoft.com/office/word/2006/wordml" xmlns:wps="http://schemas.microsoft.com/office/word/2010/wordprocessingShape" mc:Ignorable="w14 w15 w16se w16cid w16 w16cex w16sdtdh wp14">
+<w:hdr xmlns:wpc="http://schemas.microsoft.com/office/word/2010/wordprocessingCanvas" xmlns:cx="http://schemas.microsoft.com/office/drawing/2014/chartex" xmlns:cx1="http://schemas.microsoft.com/office/drawing/2015/9/8/chartex" xmlns:cx2="http://schemas.microsoft.com/office/drawing/2015/10/21/chartex" xmlns:cx3="http://schemas.microsoft.com/office/drawing/2016/5/9/chartex" xmlns:cx4="http://schemas.microsoft.com/office/drawing/2016/5/10/chartex" xmlns:cx5="http://schemas.microsoft.com/office/drawing/2016/5/11/chartex" xmlns:cx6="http://schemas.microsoft.com/office/drawing/2016/5/12/chartex" xmlns:cx7="http://schemas.microsoft.com/office/drawing/2016/5/13/chartex" xmlns:cx8="http://schemas.microsoft.com/office/drawing/2016/5/14/chartex" xmlns:mc="http://schemas.openxmlformats.org/markup-compatibility/2006" xmlns:aink="http://schemas.microsoft.com/office/drawing/2016/ink" xmlns:am3d="http://schemas.microsoft.com/office/drawing/2017/model3d" xmlns:o="urn:schemas-microsoft-com:office:office" xmlns:oel="http://schemas.microsoft.com/office/2019/extlst" xmlns:r="http://schemas.openxmlformats.org/officeDocument/2006/relationships" xmlns:m="http://schemas.openxmlformats.org/officeDocument/2006/math" xmlns:v="urn:schemas-microsoft-com:vml" xmlns:wp14="http://schemas.microsoft.com/office/word/2010/wordprocessingDrawing" xmlns:wp="http://schemas.openxmlformats.org/drawingml/2006/wordprocessingDrawing" xmlns:w10="urn:schemas-microsoft-com:office:word" xmlns:w="http://schemas.openxmlformats.org/wordprocessingml/2006/main" xmlns:w14="http://schemas.microsoft.com/office/word/2010/wordml" xmlns:w15="http://schemas.microsoft.com/office/word/2012/wordml" xmlns:w16cex="http://schemas.microsoft.com/office/word/2018/wordml/cex" xmlns:w16cid="http://schemas.microsoft.com/office/word/2016/wordml/cid" xmlns:w16="http://schemas.microsoft.com/office/word/2018/wordml" xmlns:w16du="http://schemas.microsoft.com/office/word/2023/wordml/word16du" xmlns:w16sdtdh="http://schemas.microsoft.com/office/word/2020/wordml/sdtdatahash" xmlns:w16sdtfl="http://schemas.microsoft.com/office/word/2024/wordml/sdtformatlock" xmlns:w16se="http://schemas.microsoft.com/office/word/2015/wordml/symex" xmlns:wpg="http://schemas.microsoft.com/office/word/2010/wordprocessingGroup" xmlns:wpi="http://schemas.microsoft.com/office/word/2010/wordprocessingInk" xmlns:wne="http://schemas.microsoft.com/office/word/2006/wordml" xmlns:wps="http://schemas.microsoft.com/office/word/2010/wordprocessingShape" mc:Ignorable="w14 w15 w16se w16cid w16 w16cex w16sdtdh w16sdtfl w16du wp14">
   <w:p>
     <w:pPr>
       <w:jc w:val="center"/>
       <w:rPr>
-        <w:rFonts w:ascii="微软雅黑" w:hAnsi="微软雅黑"/>
+        <w:rFonts w:ascii="微软雅黑" w:hAnsi="微软雅黑" w:hint="eastAsia"/>
         <w:sz w:val="20"/>
       </w:rPr>
     </w:pPr>
@@ -8442,7 +8416,6 @@
       </w:rPr>
       <w:t xml:space="preserve">   </w:t>
     </w:r>
-    <w:proofErr w:type="spellStart"/>
     <w:r>
       <w:rPr>
         <w:rFonts w:ascii="微软雅黑" w:hAnsi="微软雅黑"/>
@@ -8450,13 +8423,12 @@
       </w:rPr>
       <w:t>drill_up</w:t>
     </w:r>
-    <w:proofErr w:type="spellEnd"/>
   </w:p>
 </w:hdr>
 </file>
 
 <file path=word/styles.xml><?xml version="1.0" encoding="utf-8"?>
-<w:styles xmlns:mc="http://schemas.openxmlformats.org/markup-compatibility/2006" xmlns:r="http://schemas.openxmlformats.org/officeDocument/2006/relationships" xmlns:w="http://schemas.openxmlformats.org/wordprocessingml/2006/main" xmlns:w14="http://schemas.microsoft.com/office/word/2010/wordml" xmlns:w15="http://schemas.microsoft.com/office/word/2012/wordml" xmlns:w16cex="http://schemas.microsoft.com/office/word/2018/wordml/cex" xmlns:w16cid="http://schemas.microsoft.com/office/word/2016/wordml/cid" xmlns:w16="http://schemas.microsoft.com/office/word/2018/wordml" xmlns:w16sdtdh="http://schemas.microsoft.com/office/word/2020/wordml/sdtdatahash" xmlns:w16se="http://schemas.microsoft.com/office/word/2015/wordml/symex" mc:Ignorable="w14 w15 w16se w16cid w16 w16cex w16sdtdh">
+<w:styles xmlns:mc="http://schemas.openxmlformats.org/markup-compatibility/2006" xmlns:r="http://schemas.openxmlformats.org/officeDocument/2006/relationships" xmlns:w="http://schemas.openxmlformats.org/wordprocessingml/2006/main" xmlns:w14="http://schemas.microsoft.com/office/word/2010/wordml" xmlns:w15="http://schemas.microsoft.com/office/word/2012/wordml" xmlns:w16cex="http://schemas.microsoft.com/office/word/2018/wordml/cex" xmlns:w16cid="http://schemas.microsoft.com/office/word/2016/wordml/cid" xmlns:w16="http://schemas.microsoft.com/office/word/2018/wordml" xmlns:w16du="http://schemas.microsoft.com/office/word/2023/wordml/word16du" xmlns:w16sdtdh="http://schemas.microsoft.com/office/word/2020/wordml/sdtdatahash" xmlns:w16sdtfl="http://schemas.microsoft.com/office/word/2024/wordml/sdtformatlock" xmlns:w16se="http://schemas.microsoft.com/office/word/2015/wordml/symex" mc:Ignorable="w14 w15 w16se w16cid w16 w16cex w16sdtdh w16sdtfl w16du">
   <w:docDefaults>
     <w:rPrDefault>
       <w:rPr>
